--- a/files/cv.docx
+++ b/files/cv.docx
@@ -977,32 +977,42 @@
         </w:numPr>
       </w:pPr>
       <w:r>
-        <w:t xml:space="preserve">Chris Gustin, </w:t>
-      </w:r>
-      <w:r>
         <w:rPr>
           <w:b/>
           <w:bCs/>
         </w:rPr>
-        <w:t>Ryotatsu Yanagimoto</w:t>
-      </w:r>
-      <w:r>
-        <w:t>, Edwin Ng, Hideo Mabuchi</w:t>
-      </w:r>
-      <w:r>
-        <w:t>, “</w:t>
-      </w:r>
-      <w:r>
-        <w:t>Quantum Optical Soliton Dynamics Beyond Linearization: An Open-System Approach</w:t>
+        <w:t>R. Yanagimoto</w:t>
+      </w:r>
+      <w:r>
+        <w:t>*, R. Nehra*, E. Ng, A. Marandi, H. Mabuchi, “</w:t>
+      </w:r>
+      <w:r>
+        <w:t xml:space="preserve">Engineering cubic quantum </w:t>
+      </w:r>
+      <w:proofErr w:type="spellStart"/>
+      <w:r>
+        <w:t>nondemolition</w:t>
+      </w:r>
+      <w:proofErr w:type="spellEnd"/>
+      <w:r>
+        <w:t xml:space="preserve"> </w:t>
+      </w:r>
+      <w:r>
+        <w:t>gate</w:t>
+      </w:r>
+      <w:r>
+        <w:t xml:space="preserve"> with mesoscopic optical parametric interactions</w:t>
       </w:r>
       <w:r>
         <w:t xml:space="preserve">”, </w:t>
       </w:r>
-      <w:r>
-        <w:t>arXiv:2605.17025</w:t>
-      </w:r>
-      <w:r>
-        <w:t>.</w:t>
+      <w:proofErr w:type="spellStart"/>
+      <w:r>
+        <w:t>Optica</w:t>
+      </w:r>
+      <w:proofErr w:type="spellEnd"/>
+      <w:r>
+        <w:t xml:space="preserve"> Quantum 4, 478 (2026).</w:t>
       </w:r>
     </w:p>
     <w:p>
@@ -1014,7 +1024,7 @@
         </w:numPr>
       </w:pPr>
       <w:r>
-        <w:t xml:space="preserve">Valeria Cimini, Mandar M Sohoni, Federico Presutti, Benjamin K Malia, Shi-Yuan Ma, </w:t>
+        <w:t xml:space="preserve">Chris Gustin, </w:t>
       </w:r>
       <w:r>
         <w:rPr>
@@ -1024,30 +1034,22 @@
         <w:t>Ryotatsu Yanagimoto</w:t>
       </w:r>
       <w:r>
-        <w:t>, Tianyu Wang, Tatsuhiro Onodera, Logan G Wright, Peter L McMahon</w:t>
+        <w:t>, Edwin Ng, Hideo Mabuchi</w:t>
       </w:r>
       <w:r>
         <w:t>, “</w:t>
       </w:r>
       <w:r>
-        <w:t>Large-scale quantum reservoir computing using a Gaussian Boson Sampler</w:t>
+        <w:t>Quantum Optical Soliton Dynamics Beyond Linearization: An Open-System Approach</w:t>
       </w:r>
       <w:r>
         <w:t xml:space="preserve">”, </w:t>
       </w:r>
-      <w:proofErr w:type="spellStart"/>
-      <w:r>
-        <w:t>npj</w:t>
-      </w:r>
-      <w:proofErr w:type="spellEnd"/>
-      <w:r>
-        <w:t xml:space="preserve"> Quantum Information </w:t>
-      </w:r>
-      <w:r>
-        <w:t xml:space="preserve">12, 104 </w:t>
-      </w:r>
-      <w:r>
-        <w:t>(2026).</w:t>
+      <w:r>
+        <w:t>arXiv:2605.17025</w:t>
+      </w:r>
+      <w:r>
+        <w:t>.</w:t>
       </w:r>
     </w:p>
     <w:p>
@@ -1059,7 +1061,7 @@
         </w:numPr>
       </w:pPr>
       <w:r>
-        <w:t xml:space="preserve">Sridhar Prabhu, Saeed A. Khan, Xingrui Song, Mathieu Ouellet, </w:t>
+        <w:t xml:space="preserve">Valeria Cimini, Mandar M Sohoni, Federico Presutti, Benjamin K Malia, Shi-Yuan Ma, </w:t>
       </w:r>
       <w:r>
         <w:rPr>
@@ -1069,22 +1071,30 @@
         <w:t>Ryotatsu Yanagimoto</w:t>
       </w:r>
       <w:r>
-        <w:t>, Saswata Roy, Alen Senanian, Logan G. Wright, Valla Fatemi, Peter L. McMahon</w:t>
+        <w:t>, Tianyu Wang, Tatsuhiro Onodera, Logan G Wright, Peter L McMahon</w:t>
       </w:r>
       <w:r>
         <w:t>, “</w:t>
       </w:r>
       <w:r>
-        <w:t>Quantum computational displacement sensing</w:t>
+        <w:t>Large-scale quantum reservoir computing using a Gaussian Boson Sampler</w:t>
       </w:r>
       <w:r>
         <w:t xml:space="preserve">”, </w:t>
       </w:r>
-      <w:r>
-        <w:t>arXiv:2604.13177</w:t>
-      </w:r>
-      <w:r>
-        <w:t>.</w:t>
+      <w:proofErr w:type="spellStart"/>
+      <w:r>
+        <w:t>npj</w:t>
+      </w:r>
+      <w:proofErr w:type="spellEnd"/>
+      <w:r>
+        <w:t xml:space="preserve"> Quantum Information </w:t>
+      </w:r>
+      <w:r>
+        <w:t xml:space="preserve">12, 104 </w:t>
+      </w:r>
+      <w:r>
+        <w:t>(2026).</w:t>
       </w:r>
     </w:p>
     <w:p>
@@ -1097,41 +1107,29 @@
       </w:pPr>
       <w:r>
         <w:lastRenderedPageBreak/>
-        <w:t xml:space="preserve">Mandar M. Sohoni, Jérémie Laydevant, Mathieu Ouellet, Shi-Yuan Ma, </w:t>
+        <w:t xml:space="preserve">Sridhar Prabhu, Saeed A. Khan, Xingrui Song, Mathieu Ouellet, </w:t>
       </w:r>
       <w:r>
         <w:rPr>
           <w:b/>
           <w:bCs/>
         </w:rPr>
-        <w:t xml:space="preserve">Ryotatsu Yanagimoto, </w:t>
-      </w:r>
-      <w:r>
-        <w:t>Benjamin A. Ash, Tatsuhiro Onodera, Tianyu Wang, Logan G. Wright, Peter L. McMahon</w:t>
+        <w:t>Ryotatsu Yanagimoto</w:t>
+      </w:r>
+      <w:r>
+        <w:t>, Saswata Roy, Alen Senanian, Logan G. Wright, Valla Fatemi, Peter L. McMahon</w:t>
       </w:r>
       <w:r>
         <w:t>, “</w:t>
       </w:r>
       <w:r>
-        <w:t>Ultra-low-light computer vision using trained photon correlations</w:t>
+        <w:t>Quantum computational displacement sensing</w:t>
       </w:r>
       <w:r>
         <w:t xml:space="preserve">”, </w:t>
       </w:r>
       <w:r>
-        <w:t>ar</w:t>
-      </w:r>
-      <w:r>
-        <w:t>X</w:t>
-      </w:r>
-      <w:r>
-        <w:t>iv</w:t>
-      </w:r>
-      <w:r>
-        <w:t>:</w:t>
-      </w:r>
-      <w:r>
-        <w:t>2604.11993</w:t>
+        <w:t>arXiv:2604.13177</w:t>
       </w:r>
       <w:r>
         <w:t>.</w:t>
@@ -1146,32 +1144,44 @@
         </w:numPr>
       </w:pPr>
       <w:r>
-        <w:t xml:space="preserve">Sridhar Prabhu, Vladimir Kremenetski, Saeed A Khan, </w:t>
+        <w:t xml:space="preserve">Mandar M. Sohoni, Jérémie Laydevant, Mathieu Ouellet, Shi-Yuan Ma, </w:t>
       </w:r>
       <w:r>
         <w:rPr>
           <w:b/>
           <w:bCs/>
         </w:rPr>
-        <w:t>Ryotatsu Yanagimoto</w:t>
-      </w:r>
-      <w:r>
-        <w:t>, Peter L McMahon</w:t>
+        <w:t xml:space="preserve">Ryotatsu Yanagimoto, </w:t>
+      </w:r>
+      <w:r>
+        <w:t>Benjamin A. Ash, Tatsuhiro Onodera, Tianyu Wang, Logan G. Wright, Peter L. McMahon</w:t>
       </w:r>
       <w:r>
         <w:t>, “</w:t>
       </w:r>
       <w:r>
-        <w:t>Exponential advantage in quantum sensing of correlated parameters</w:t>
-      </w:r>
-      <w:r>
-        <w:t>”, Quantum 10, 1963</w:t>
-      </w:r>
-      <w:r>
-        <w:t xml:space="preserve"> </w:t>
-      </w:r>
-      <w:r>
-        <w:t>(2026).</w:t>
+        <w:t>Ultra-low-light computer vision using trained photon correlations</w:t>
+      </w:r>
+      <w:r>
+        <w:t xml:space="preserve">”, </w:t>
+      </w:r>
+      <w:r>
+        <w:t>ar</w:t>
+      </w:r>
+      <w:r>
+        <w:t>X</w:t>
+      </w:r>
+      <w:r>
+        <w:t>iv</w:t>
+      </w:r>
+      <w:r>
+        <w:t>:</w:t>
+      </w:r>
+      <w:r>
+        <w:t>2604.11993</w:t>
+      </w:r>
+      <w:r>
+        <w:t>.</w:t>
       </w:r>
     </w:p>
     <w:p>
@@ -1183,7 +1193,7 @@
         </w:numPr>
       </w:pPr>
       <w:r>
-        <w:t xml:space="preserve">Tatsuhiro Onodera, Martin M. Stein, Benjamin A. Ash, Mandar M. Sohoni, Melissa Bosch, </w:t>
+        <w:t xml:space="preserve">Sridhar Prabhu, Vladimir Kremenetski, Saeed A Khan, </w:t>
       </w:r>
       <w:r>
         <w:rPr>
@@ -1193,22 +1203,22 @@
         <w:t>Ryotatsu Yanagimoto</w:t>
       </w:r>
       <w:r>
-        <w:t>, Marc Jankowski, Timothy P. McKenna, Tianyu Wang, Gennady Shvets, Maxim R. Shcherbakov, Logan G. Wright, Peter L. McMahon</w:t>
+        <w:t>, Peter L McMahon</w:t>
       </w:r>
       <w:r>
         <w:t>, “</w:t>
       </w:r>
       <w:r>
-        <w:t>Arbitrary control over multimode wave propagation for machine learning</w:t>
-      </w:r>
-      <w:r>
-        <w:t xml:space="preserve">”, Nature Physics </w:t>
-      </w:r>
-      <w:r>
-        <w:t>22, 164 (2026)</w:t>
-      </w:r>
-      <w:r>
-        <w:t>.</w:t>
+        <w:t>Exponential advantage in quantum sensing of correlated parameters</w:t>
+      </w:r>
+      <w:r>
+        <w:t>”, Quantum 10, 1963</w:t>
+      </w:r>
+      <w:r>
+        <w:t xml:space="preserve"> </w:t>
+      </w:r>
+      <w:r>
+        <w:t>(2026).</w:t>
       </w:r>
     </w:p>
     <w:p>
@@ -1220,6 +1230,9 @@
         </w:numPr>
       </w:pPr>
       <w:r>
+        <w:t xml:space="preserve">Tatsuhiro Onodera, Martin M. Stein, Benjamin A. Ash, Mandar M. Sohoni, Melissa Bosch, </w:t>
+      </w:r>
+      <w:r>
         <w:rPr>
           <w:b/>
           <w:bCs/>
@@ -1227,42 +1240,22 @@
         <w:t>Ryotatsu Yanagimoto</w:t>
       </w:r>
       <w:r>
-        <w:t xml:space="preserve">, Benjamin A. Ash, Mandar M. Sohoni, Martin M. Stein, </w:t>
-      </w:r>
-      <w:proofErr w:type="spellStart"/>
-      <w:r>
-        <w:t>Yiqi</w:t>
-      </w:r>
-      <w:proofErr w:type="spellEnd"/>
-      <w:r>
-        <w:t xml:space="preserve"> Zhao, Federico Presutti, Marc Jankowski, Logan G. Wright, Tatsuhiro Onodera, Peter L. McMahon</w:t>
+        <w:t>, Marc Jankowski, Timothy P. McKenna, Tianyu Wang, Gennady Shvets, Maxim R. Shcherbakov, Logan G. Wright, Peter L. McMahon</w:t>
       </w:r>
       <w:r>
         <w:t>, “</w:t>
       </w:r>
       <w:r>
-        <w:t>Programmable on-chip nonlinear photonics</w:t>
-      </w:r>
-      <w:r>
-        <w:t xml:space="preserve">”, Nature </w:t>
-      </w:r>
-      <w:r>
-        <w:t xml:space="preserve">649, 330 </w:t>
-      </w:r>
-      <w:r>
-        <w:t>(202</w:t>
-      </w:r>
-      <w:r>
-        <w:t>6</w:t>
-      </w:r>
-      <w:r>
-        <w:t>).</w:t>
-      </w:r>
-      <w:r>
-        <w:rPr>
-          <w:lang w:eastAsia="ja-JP"/>
-        </w:rPr>
-        <w:t xml:space="preserve"> </w:t>
+        <w:t>Arbitrary control over multimode wave propagation for machine learning</w:t>
+      </w:r>
+      <w:r>
+        <w:t xml:space="preserve">”, Nature Physics </w:t>
+      </w:r>
+      <w:r>
+        <w:t>22, 164 (2026)</w:t>
+      </w:r>
+      <w:r>
+        <w:t>.</w:t>
       </w:r>
     </w:p>
     <w:p>
@@ -1278,36 +1271,45 @@
           <w:b/>
           <w:bCs/>
         </w:rPr>
-        <w:t>Ryotatsu Yanagimoto*,</w:t>
-      </w:r>
-      <w:r>
-        <w:t xml:space="preserve"> Ouri Karni*, Edwin Ng, Marc Jankowski, Timothy P. Mckenna and Thibault </w:t>
+        <w:t>Ryotatsu Yanagimoto</w:t>
+      </w:r>
+      <w:r>
+        <w:t xml:space="preserve">, Benjamin A. Ash, Mandar M. Sohoni, Martin M. Stein, </w:t>
       </w:r>
       <w:proofErr w:type="spellStart"/>
       <w:r>
-        <w:t>Chervy</w:t>
+        <w:t>Yiqi</w:t>
       </w:r>
       <w:proofErr w:type="spellEnd"/>
       <w:r>
+        <w:t xml:space="preserve"> Zhao, Federico Presutti, Marc Jankowski, Logan G. Wright, Tatsuhiro Onodera, Peter L. McMahon</w:t>
+      </w:r>
+      <w:r>
         <w:t>, “</w:t>
       </w:r>
       <w:r>
-        <w:t>Design and function of a vertical micro-cavity optical parametric oscillator</w:t>
-      </w:r>
-      <w:r>
-        <w:t xml:space="preserve">”, Journal of Physics: Photonics </w:t>
-      </w:r>
-      <w:r>
-        <w:t>7</w:t>
-      </w:r>
-      <w:r>
-        <w:t>,</w:t>
-      </w:r>
-      <w:r>
-        <w:t xml:space="preserve"> 045031</w:t>
-      </w:r>
-      <w:r>
-        <w:t>(2025).</w:t>
+        <w:t>Programmable on-chip nonlinear photonics</w:t>
+      </w:r>
+      <w:r>
+        <w:t xml:space="preserve">”, Nature </w:t>
+      </w:r>
+      <w:r>
+        <w:t xml:space="preserve">649, 330 </w:t>
+      </w:r>
+      <w:r>
+        <w:t>(202</w:t>
+      </w:r>
+      <w:r>
+        <w:t>6</w:t>
+      </w:r>
+      <w:r>
+        <w:t>).</w:t>
+      </w:r>
+      <w:r>
+        <w:rPr>
+          <w:lang w:eastAsia="ja-JP"/>
+        </w:rPr>
+        <w:t xml:space="preserve"> </w:t>
       </w:r>
     </w:p>
     <w:p>
@@ -1319,46 +1321,40 @@
         </w:numPr>
       </w:pPr>
       <w:r>
-        <w:t xml:space="preserve">Chris Gustin*, </w:t>
-      </w:r>
-      <w:r>
         <w:rPr>
           <w:b/>
           <w:bCs/>
         </w:rPr>
-        <w:t>Ryotatsu Yanagimoto</w:t>
-      </w:r>
-      <w:r>
-        <w:t>*</w:t>
-      </w:r>
-      <w:r>
-        <w:t>, Edwin Ng, Tatsuhiro Onodera and Hideo Mabuchi</w:t>
-      </w:r>
+        <w:t>Ryotatsu Yanagimoto*,</w:t>
+      </w:r>
+      <w:r>
+        <w:t xml:space="preserve"> Ouri Karni*, Edwin Ng, Marc Jankowski, Timothy P. Mckenna and Thibault </w:t>
+      </w:r>
+      <w:proofErr w:type="spellStart"/>
+      <w:r>
+        <w:t>Chervy</w:t>
+      </w:r>
+      <w:proofErr w:type="spellEnd"/>
       <w:r>
         <w:t>, “</w:t>
       </w:r>
       <w:r>
-        <w:t>Effective field theories in broadband quantum optics: modeling phase modulation and two-photon loss from cascaded quadratic nonlinearities</w:t>
-      </w:r>
-      <w:r>
-        <w:t xml:space="preserve">”, Quantum Science and Technology </w:t>
-      </w:r>
-      <w:r>
-        <w:rPr>
-          <w:b/>
-          <w:bCs/>
-        </w:rPr>
-        <w:t>10</w:t>
-      </w:r>
-      <w:r>
-        <w:rPr>
-          <w:b/>
-          <w:bCs/>
-        </w:rPr>
-        <w:t xml:space="preserve">, </w:t>
-      </w:r>
-      <w:r>
-        <w:t>025035 (2025).</w:t>
+        <w:t>Design and function of a vertical micro-cavity optical parametric oscillator</w:t>
+      </w:r>
+      <w:r>
+        <w:t xml:space="preserve">”, Journal of Physics: Photonics </w:t>
+      </w:r>
+      <w:r>
+        <w:t>7</w:t>
+      </w:r>
+      <w:r>
+        <w:t>,</w:t>
+      </w:r>
+      <w:r>
+        <w:t xml:space="preserve"> 045031</w:t>
+      </w:r>
+      <w:r>
+        <w:t>(2025).</w:t>
       </w:r>
     </w:p>
     <w:p>
@@ -1370,36 +1366,46 @@
         </w:numPr>
       </w:pPr>
       <w:r>
+        <w:t xml:space="preserve">Chris Gustin*, </w:t>
+      </w:r>
+      <w:r>
         <w:rPr>
           <w:b/>
           <w:bCs/>
         </w:rPr>
-        <w:t>R. Yanagimoto*,</w:t>
-      </w:r>
-      <w:r>
-        <w:t xml:space="preserve"> E. Ng*, M. Jankowski, R. Nehra, T. P. McKenna, T. Onodera, L. G. Wright, R. Hamerly, A. Marandi, M. M. Fejer, H. Mabuchi</w:t>
+        <w:t>Ryotatsu Yanagimoto</w:t>
+      </w:r>
+      <w:r>
+        <w:t>*</w:t>
+      </w:r>
+      <w:r>
+        <w:t>, Edwin Ng, Tatsuhiro Onodera and Hideo Mabuchi</w:t>
       </w:r>
       <w:r>
         <w:t>, “</w:t>
       </w:r>
       <w:r>
-        <w:t>Mesoscopic ultrafast nonlinear optics—The emergence of multimode quantum non-Gaussian physics</w:t>
-      </w:r>
-      <w:r>
-        <w:t xml:space="preserve">”, </w:t>
-      </w:r>
-      <w:r>
-        <w:t xml:space="preserve">Optica </w:t>
+        <w:t>Effective field theories in broadband quantum optics: modeling phase modulation and two-photon loss from cascaded quadratic nonlinearities</w:t>
+      </w:r>
+      <w:r>
+        <w:t xml:space="preserve">”, Quantum Science and Technology </w:t>
       </w:r>
       <w:r>
         <w:rPr>
           <w:b/>
           <w:bCs/>
         </w:rPr>
-        <w:t>11</w:t>
-      </w:r>
-      <w:r>
-        <w:t>, 896 (2024).</w:t>
+        <w:t>10</w:t>
+      </w:r>
+      <w:r>
+        <w:rPr>
+          <w:b/>
+          <w:bCs/>
+        </w:rPr>
+        <w:t xml:space="preserve">, </w:t>
+      </w:r>
+      <w:r>
+        <w:t>025035 (2025).</w:t>
       </w:r>
     </w:p>
     <w:p>
@@ -1411,43 +1417,36 @@
         </w:numPr>
       </w:pPr>
       <w:r>
-        <w:t xml:space="preserve">Marc Jankowski*, </w:t>
-      </w:r>
-      <w:r>
         <w:rPr>
           <w:b/>
           <w:bCs/>
         </w:rPr>
-        <w:t>Ryotatsu Yanagimoto*</w:t>
-      </w:r>
-      <w:r>
-        <w:t>, Edwin Ng, Ryan Hamerly, Timothy P McKenna, Hideo Mabuchi, MM Fejer</w:t>
+        <w:t>R. Yanagimoto*,</w:t>
+      </w:r>
+      <w:r>
+        <w:t xml:space="preserve"> E. Ng*, M. Jankowski, R. Nehra, T. P. McKenna, T. Onodera, L. G. Wright, R. Hamerly, A. Marandi, M. M. Fejer, H. Mabuchi</w:t>
       </w:r>
       <w:r>
         <w:t>, “</w:t>
       </w:r>
       <w:r>
-        <w:t>Ultrafast second-order nonlinear photonics—from classical physics to non-Gaussian quantum dynamics: a tutorial</w:t>
-      </w:r>
-      <w:r>
-        <w:t xml:space="preserve">”, Advances in Optics and Photonics </w:t>
+        <w:t>Mesoscopic ultrafast nonlinear optics—The emergence of multimode quantum non-Gaussian physics</w:t>
+      </w:r>
+      <w:r>
+        <w:t xml:space="preserve">”, </w:t>
+      </w:r>
+      <w:r>
+        <w:t xml:space="preserve">Optica </w:t>
       </w:r>
       <w:r>
         <w:rPr>
           <w:b/>
           <w:bCs/>
         </w:rPr>
-        <w:t>16</w:t>
-      </w:r>
-      <w:r>
-        <w:rPr>
-          <w:b/>
-          <w:bCs/>
-        </w:rPr>
-        <w:t xml:space="preserve">, </w:t>
-      </w:r>
-      <w:r>
-        <w:t>347 (2024).</w:t>
+        <w:t>11</w:t>
+      </w:r>
+      <w:r>
+        <w:t>, 896 (2024).</w:t>
       </w:r>
     </w:p>
     <w:p>
@@ -1459,23 +1458,43 @@
         </w:numPr>
       </w:pPr>
       <w:r>
-        <w:t xml:space="preserve">E. Ng*, </w:t>
+        <w:t xml:space="preserve">Marc Jankowski*, </w:t>
       </w:r>
       <w:r>
         <w:rPr>
           <w:b/>
           <w:bCs/>
         </w:rPr>
-        <w:t>R. Yanagimoto*</w:t>
-      </w:r>
-      <w:r>
-        <w:t>, M. Jankowski, M. M. Fejer, H. Mabuchi, “</w:t>
-      </w:r>
-      <w:r>
-        <w:t>Quantum noise dynamics in nonlinear pulse propagation</w:t>
-      </w:r>
-      <w:r>
-        <w:t>”, arXiv:2307.05464.</w:t>
+        <w:t>Ryotatsu Yanagimoto*</w:t>
+      </w:r>
+      <w:r>
+        <w:t>, Edwin Ng, Ryan Hamerly, Timothy P McKenna, Hideo Mabuchi, MM Fejer</w:t>
+      </w:r>
+      <w:r>
+        <w:t>, “</w:t>
+      </w:r>
+      <w:r>
+        <w:t>Ultrafast second-order nonlinear photonics—from classical physics to non-Gaussian quantum dynamics: a tutorial</w:t>
+      </w:r>
+      <w:r>
+        <w:t xml:space="preserve">”, Advances in Optics and Photonics </w:t>
+      </w:r>
+      <w:r>
+        <w:rPr>
+          <w:b/>
+          <w:bCs/>
+        </w:rPr>
+        <w:t>16</w:t>
+      </w:r>
+      <w:r>
+        <w:rPr>
+          <w:b/>
+          <w:bCs/>
+        </w:rPr>
+        <w:t xml:space="preserve">, </w:t>
+      </w:r>
+      <w:r>
+        <w:t>347 (2024).</w:t>
       </w:r>
     </w:p>
     <w:p>
@@ -1487,28 +1506,23 @@
         </w:numPr>
       </w:pPr>
       <w:r>
+        <w:t xml:space="preserve">E. Ng*, </w:t>
+      </w:r>
+      <w:r>
         <w:rPr>
           <w:b/>
           <w:bCs/>
         </w:rPr>
-        <w:t>R. Yanagimoto</w:t>
-      </w:r>
-      <w:r>
-        <w:t>*, R. Nehra*, E. Ng, A. Marandi, H. Mabuchi, “</w:t>
-      </w:r>
-      <w:r>
-        <w:t xml:space="preserve">Engineering cubic quantum </w:t>
-      </w:r>
-      <w:proofErr w:type="spellStart"/>
-      <w:r>
-        <w:t>nondemolition</w:t>
-      </w:r>
-      <w:proofErr w:type="spellEnd"/>
-      <w:r>
-        <w:t xml:space="preserve"> Hamiltonian with mesoscopic optical parametric interactions</w:t>
-      </w:r>
-      <w:r>
-        <w:t>”, arXiv:2305.03260.</w:t>
+        <w:t>R. Yanagimoto*</w:t>
+      </w:r>
+      <w:r>
+        <w:t>, M. Jankowski, M. M. Fejer, H. Mabuchi, “</w:t>
+      </w:r>
+      <w:r>
+        <w:t>Quantum noise dynamics in nonlinear pulse propagation</w:t>
+      </w:r>
+      <w:r>
+        <w:t>”, arXiv:2307.05464.</w:t>
       </w:r>
     </w:p>
     <w:p>

--- a/files/cv.docx
+++ b/files/cv.docx
@@ -977,42 +977,125 @@
         </w:numPr>
       </w:pPr>
       <w:r>
+        <w:t>B</w:t>
+      </w:r>
+      <w:r>
+        <w:t>.</w:t>
+      </w:r>
+      <w:r>
+        <w:t xml:space="preserve"> A. Ash</w:t>
+      </w:r>
+      <w:r>
+        <w:t>*</w:t>
+      </w:r>
+      <w:r>
+        <w:t xml:space="preserve">, </w:t>
+      </w:r>
+      <w:r>
         <w:rPr>
           <w:b/>
           <w:bCs/>
         </w:rPr>
-        <w:t>R. Yanagimoto</w:t>
-      </w:r>
-      <w:r>
-        <w:t>*, R. Nehra*, E. Ng, A. Marandi, H. Mabuchi, “</w:t>
-      </w:r>
-      <w:r>
-        <w:t xml:space="preserve">Engineering cubic quantum </w:t>
-      </w:r>
-      <w:proofErr w:type="spellStart"/>
-      <w:r>
-        <w:t>nondemolition</w:t>
-      </w:r>
-      <w:proofErr w:type="spellEnd"/>
-      <w:r>
-        <w:t xml:space="preserve"> </w:t>
-      </w:r>
-      <w:r>
-        <w:t>gate</w:t>
-      </w:r>
-      <w:r>
-        <w:t xml:space="preserve"> with mesoscopic optical parametric interactions</w:t>
+        <w:t>R</w:t>
+      </w:r>
+      <w:r>
+        <w:rPr>
+          <w:b/>
+          <w:bCs/>
+        </w:rPr>
+        <w:t>.</w:t>
+      </w:r>
+      <w:r>
+        <w:rPr>
+          <w:b/>
+          <w:bCs/>
+        </w:rPr>
+        <w:t xml:space="preserve"> Yanagimoto</w:t>
+      </w:r>
+      <w:r>
+        <w:rPr>
+          <w:b/>
+          <w:bCs/>
+        </w:rPr>
+        <w:t>*</w:t>
+      </w:r>
+      <w:r>
+        <w:t>, M</w:t>
+      </w:r>
+      <w:r>
+        <w:t>.</w:t>
+      </w:r>
+      <w:r>
+        <w:t xml:space="preserve"> M. Sohoni</w:t>
+      </w:r>
+      <w:r>
+        <w:t>*</w:t>
+      </w:r>
+      <w:r>
+        <w:t>, Y</w:t>
+      </w:r>
+      <w:r>
+        <w:t>.</w:t>
+      </w:r>
+      <w:r>
+        <w:t xml:space="preserve"> Xu, Y</w:t>
+      </w:r>
+      <w:r>
+        <w:t>.</w:t>
+      </w:r>
+      <w:r>
+        <w:t xml:space="preserve"> Zhao, M</w:t>
+      </w:r>
+      <w:r>
+        <w:t>.</w:t>
+      </w:r>
+      <w:r>
+        <w:t xml:space="preserve"> M. Stein, F</w:t>
+      </w:r>
+      <w:r>
+        <w:t>.</w:t>
+      </w:r>
+      <w:r>
+        <w:t xml:space="preserve"> O. Wu, M</w:t>
+      </w:r>
+      <w:r>
+        <w:t>.</w:t>
+      </w:r>
+      <w:r>
+        <w:t xml:space="preserve"> Jankowski, L</w:t>
+      </w:r>
+      <w:r>
+        <w:t>.</w:t>
+      </w:r>
+      <w:r>
+        <w:t xml:space="preserve"> G. Wright, T</w:t>
+      </w:r>
+      <w:r>
+        <w:t>.</w:t>
+      </w:r>
+      <w:r>
+        <w:t xml:space="preserve"> Onodera, P</w:t>
+      </w:r>
+      <w:r>
+        <w:t>.</w:t>
+      </w:r>
+      <w:r>
+        <w:t xml:space="preserve"> L. McMahon</w:t>
+      </w:r>
+      <w:r>
+        <w:t>, “</w:t>
+      </w:r>
+      <w:r>
+        <w:t>Programmable nonlinearity within nanophotonic waveguides</w:t>
       </w:r>
       <w:r>
         <w:t xml:space="preserve">”, </w:t>
       </w:r>
-      <w:proofErr w:type="spellStart"/>
-      <w:r>
-        <w:t>Optica</w:t>
-      </w:r>
-      <w:proofErr w:type="spellEnd"/>
-      <w:r>
-        <w:t xml:space="preserve"> Quantum 4, 478 (2026).</w:t>
+      <w:r>
+        <w:t>arXiv:2610.02024</w:t>
+      </w:r>
+      <w:r>
+        <w:t>.</w:t>
       </w:r>
     </w:p>
     <w:p>
@@ -1024,29 +1107,79 @@
         </w:numPr>
       </w:pPr>
       <w:r>
-        <w:t xml:space="preserve">Chris Gustin, </w:t>
+        <w:t>Y</w:t>
+      </w:r>
+      <w:r>
+        <w:t>.</w:t>
+      </w:r>
+      <w:r>
+        <w:t xml:space="preserve"> Liu, K</w:t>
+      </w:r>
+      <w:r>
+        <w:t>.</w:t>
+      </w:r>
+      <w:r>
+        <w:t xml:space="preserve"> Chen, K</w:t>
+      </w:r>
+      <w:r>
+        <w:t>.</w:t>
+      </w:r>
+      <w:r>
+        <w:t xml:space="preserve"> Kim, </w:t>
       </w:r>
       <w:r>
         <w:rPr>
           <w:b/>
           <w:bCs/>
         </w:rPr>
-        <w:t>Ryotatsu Yanagimoto</w:t>
-      </w:r>
-      <w:r>
-        <w:t>, Edwin Ng, Hideo Mabuchi</w:t>
+        <w:t>R</w:t>
+      </w:r>
+      <w:r>
+        <w:rPr>
+          <w:b/>
+          <w:bCs/>
+        </w:rPr>
+        <w:t>.</w:t>
+      </w:r>
+      <w:r>
+        <w:rPr>
+          <w:b/>
+          <w:bCs/>
+        </w:rPr>
+        <w:t xml:space="preserve"> Yanagimoto</w:t>
+      </w:r>
+      <w:r>
+        <w:t>, E</w:t>
+      </w:r>
+      <w:r>
+        <w:t>.</w:t>
+      </w:r>
+      <w:r>
+        <w:t xml:space="preserve"> Ng, T</w:t>
+      </w:r>
+      <w:r>
+        <w:t>.</w:t>
+      </w:r>
+      <w:r>
+        <w:t xml:space="preserve"> P. McKenna, M</w:t>
+      </w:r>
+      <w:r>
+        <w:t>.</w:t>
+      </w:r>
+      <w:r>
+        <w:t xml:space="preserve"> Jankowski</w:t>
       </w:r>
       <w:r>
         <w:t>, “</w:t>
       </w:r>
       <w:r>
-        <w:t>Quantum Optical Soliton Dynamics Beyond Linearization: An Open-System Approach</w:t>
+        <w:t>Three-Wave Mixing as a High-Throughput Diagnostic Tool for Nonlinear Waveguides</w:t>
       </w:r>
       <w:r>
         <w:t xml:space="preserve">”, </w:t>
       </w:r>
       <w:r>
-        <w:t>arXiv:2605.17025</w:t>
+        <w:t>arXiv:2610.00747</w:t>
       </w:r>
       <w:r>
         <w:t>.</w:t>
@@ -1061,40 +1194,42 @@
         </w:numPr>
       </w:pPr>
       <w:r>
-        <w:t xml:space="preserve">Valeria Cimini, Mandar M Sohoni, Federico Presutti, Benjamin K Malia, Shi-Yuan Ma, </w:t>
-      </w:r>
-      <w:r>
         <w:rPr>
           <w:b/>
           <w:bCs/>
         </w:rPr>
-        <w:t>Ryotatsu Yanagimoto</w:t>
-      </w:r>
-      <w:r>
-        <w:t>, Tianyu Wang, Tatsuhiro Onodera, Logan G Wright, Peter L McMahon</w:t>
-      </w:r>
-      <w:r>
-        <w:t>, “</w:t>
-      </w:r>
-      <w:r>
-        <w:t>Large-scale quantum reservoir computing using a Gaussian Boson Sampler</w:t>
+        <w:t>R. Yanagimoto</w:t>
+      </w:r>
+      <w:r>
+        <w:t>*, R. Nehra*, E. Ng, A. Marandi, H. Mabuchi, “</w:t>
+      </w:r>
+      <w:r>
+        <w:t xml:space="preserve">Engineering cubic quantum </w:t>
+      </w:r>
+      <w:proofErr w:type="spellStart"/>
+      <w:r>
+        <w:t>nondemolition</w:t>
+      </w:r>
+      <w:proofErr w:type="spellEnd"/>
+      <w:r>
+        <w:t xml:space="preserve"> </w:t>
+      </w:r>
+      <w:r>
+        <w:t>gate</w:t>
+      </w:r>
+      <w:r>
+        <w:t xml:space="preserve"> with mesoscopic optical parametric interactions</w:t>
       </w:r>
       <w:r>
         <w:t xml:space="preserve">”, </w:t>
       </w:r>
       <w:proofErr w:type="spellStart"/>
       <w:r>
-        <w:t>npj</w:t>
+        <w:t>Optica</w:t>
       </w:r>
       <w:proofErr w:type="spellEnd"/>
       <w:r>
-        <w:t xml:space="preserve"> Quantum Information </w:t>
-      </w:r>
-      <w:r>
-        <w:t xml:space="preserve">12, 104 </w:t>
-      </w:r>
-      <w:r>
-        <w:t>(2026).</w:t>
+        <w:t xml:space="preserve"> Quantum 4, 478 (2026).</w:t>
       </w:r>
     </w:p>
     <w:p>
@@ -1107,7 +1242,7 @@
       </w:pPr>
       <w:r>
         <w:lastRenderedPageBreak/>
-        <w:t xml:space="preserve">Sridhar Prabhu, Saeed A. Khan, Xingrui Song, Mathieu Ouellet, </w:t>
+        <w:t xml:space="preserve">Chris Gustin, </w:t>
       </w:r>
       <w:r>
         <w:rPr>
@@ -1117,19 +1252,19 @@
         <w:t>Ryotatsu Yanagimoto</w:t>
       </w:r>
       <w:r>
-        <w:t>, Saswata Roy, Alen Senanian, Logan G. Wright, Valla Fatemi, Peter L. McMahon</w:t>
+        <w:t>, Edwin Ng, Hideo Mabuchi</w:t>
       </w:r>
       <w:r>
         <w:t>, “</w:t>
       </w:r>
       <w:r>
-        <w:t>Quantum computational displacement sensing</w:t>
+        <w:t>Quantum Optical Soliton Dynamics Beyond Linearization: An Open-System Approach</w:t>
       </w:r>
       <w:r>
         <w:t xml:space="preserve">”, </w:t>
       </w:r>
       <w:r>
-        <w:t>arXiv:2604.13177</w:t>
+        <w:t>arXiv:2605.17025</w:t>
       </w:r>
       <w:r>
         <w:t>.</w:t>
@@ -1144,44 +1279,40 @@
         </w:numPr>
       </w:pPr>
       <w:r>
-        <w:t xml:space="preserve">Mandar M. Sohoni, Jérémie Laydevant, Mathieu Ouellet, Shi-Yuan Ma, </w:t>
+        <w:t xml:space="preserve">Valeria Cimini, Mandar M Sohoni, Federico Presutti, Benjamin K Malia, Shi-Yuan Ma, </w:t>
       </w:r>
       <w:r>
         <w:rPr>
           <w:b/>
           <w:bCs/>
         </w:rPr>
-        <w:t xml:space="preserve">Ryotatsu Yanagimoto, </w:t>
-      </w:r>
-      <w:r>
-        <w:t>Benjamin A. Ash, Tatsuhiro Onodera, Tianyu Wang, Logan G. Wright, Peter L. McMahon</w:t>
+        <w:t>Ryotatsu Yanagimoto</w:t>
+      </w:r>
+      <w:r>
+        <w:t>, Tianyu Wang, Tatsuhiro Onodera, Logan G Wright, Peter L McMahon</w:t>
       </w:r>
       <w:r>
         <w:t>, “</w:t>
       </w:r>
       <w:r>
-        <w:t>Ultra-low-light computer vision using trained photon correlations</w:t>
+        <w:t>Large-scale quantum reservoir computing using a Gaussian Boson Sampler</w:t>
       </w:r>
       <w:r>
         <w:t xml:space="preserve">”, </w:t>
       </w:r>
-      <w:r>
-        <w:t>ar</w:t>
-      </w:r>
-      <w:r>
-        <w:t>X</w:t>
-      </w:r>
-      <w:r>
-        <w:t>iv</w:t>
-      </w:r>
-      <w:r>
-        <w:t>:</w:t>
-      </w:r>
-      <w:r>
-        <w:t>2604.11993</w:t>
-      </w:r>
-      <w:r>
-        <w:t>.</w:t>
+      <w:proofErr w:type="spellStart"/>
+      <w:r>
+        <w:t>npj</w:t>
+      </w:r>
+      <w:proofErr w:type="spellEnd"/>
+      <w:r>
+        <w:t xml:space="preserve"> Quantum Information </w:t>
+      </w:r>
+      <w:r>
+        <w:t xml:space="preserve">12, 104 </w:t>
+      </w:r>
+      <w:r>
+        <w:t>(2026).</w:t>
       </w:r>
     </w:p>
     <w:p>
@@ -1193,7 +1324,7 @@
         </w:numPr>
       </w:pPr>
       <w:r>
-        <w:t xml:space="preserve">Sridhar Prabhu, Vladimir Kremenetski, Saeed A Khan, </w:t>
+        <w:t xml:space="preserve">Sridhar Prabhu, Saeed A. Khan, Xingrui Song, Mathieu Ouellet, </w:t>
       </w:r>
       <w:r>
         <w:rPr>
@@ -1203,22 +1334,22 @@
         <w:t>Ryotatsu Yanagimoto</w:t>
       </w:r>
       <w:r>
-        <w:t>, Peter L McMahon</w:t>
+        <w:t>, Saswata Roy, Alen Senanian, Logan G. Wright, Valla Fatemi, Peter L. McMahon</w:t>
       </w:r>
       <w:r>
         <w:t>, “</w:t>
       </w:r>
       <w:r>
-        <w:t>Exponential advantage in quantum sensing of correlated parameters</w:t>
-      </w:r>
-      <w:r>
-        <w:t>”, Quantum 10, 1963</w:t>
-      </w:r>
-      <w:r>
-        <w:t xml:space="preserve"> </w:t>
-      </w:r>
-      <w:r>
-        <w:t>(2026).</w:t>
+        <w:t>Quantum computational displacement sensing</w:t>
+      </w:r>
+      <w:r>
+        <w:t xml:space="preserve">”, </w:t>
+      </w:r>
+      <w:r>
+        <w:t>arXiv:2604.13177</w:t>
+      </w:r>
+      <w:r>
+        <w:t>.</w:t>
       </w:r>
     </w:p>
     <w:p>
@@ -1230,29 +1361,41 @@
         </w:numPr>
       </w:pPr>
       <w:r>
-        <w:t xml:space="preserve">Tatsuhiro Onodera, Martin M. Stein, Benjamin A. Ash, Mandar M. Sohoni, Melissa Bosch, </w:t>
+        <w:t xml:space="preserve">Mandar M. Sohoni, Jérémie Laydevant, Mathieu Ouellet, Shi-Yuan Ma, </w:t>
       </w:r>
       <w:r>
         <w:rPr>
           <w:b/>
           <w:bCs/>
         </w:rPr>
-        <w:t>Ryotatsu Yanagimoto</w:t>
-      </w:r>
-      <w:r>
-        <w:t>, Marc Jankowski, Timothy P. McKenna, Tianyu Wang, Gennady Shvets, Maxim R. Shcherbakov, Logan G. Wright, Peter L. McMahon</w:t>
+        <w:t xml:space="preserve">Ryotatsu Yanagimoto, </w:t>
+      </w:r>
+      <w:r>
+        <w:t>Benjamin A. Ash, Tatsuhiro Onodera, Tianyu Wang, Logan G. Wright, Peter L. McMahon</w:t>
       </w:r>
       <w:r>
         <w:t>, “</w:t>
       </w:r>
       <w:r>
-        <w:t>Arbitrary control over multimode wave propagation for machine learning</w:t>
-      </w:r>
-      <w:r>
-        <w:t xml:space="preserve">”, Nature Physics </w:t>
-      </w:r>
-      <w:r>
-        <w:t>22, 164 (2026)</w:t>
+        <w:t>Ultra-low-light computer vision using trained photon correlations</w:t>
+      </w:r>
+      <w:r>
+        <w:t xml:space="preserve">”, </w:t>
+      </w:r>
+      <w:r>
+        <w:t>ar</w:t>
+      </w:r>
+      <w:r>
+        <w:t>X</w:t>
+      </w:r>
+      <w:r>
+        <w:t>iv</w:t>
+      </w:r>
+      <w:r>
+        <w:t>:</w:t>
+      </w:r>
+      <w:r>
+        <w:t>2604.11993</w:t>
       </w:r>
       <w:r>
         <w:t>.</w:t>
@@ -1267,6 +1410,9 @@
         </w:numPr>
       </w:pPr>
       <w:r>
+        <w:t xml:space="preserve">Sridhar Prabhu, Vladimir Kremenetski, Saeed A Khan, </w:t>
+      </w:r>
+      <w:r>
         <w:rPr>
           <w:b/>
           <w:bCs/>
@@ -1274,42 +1420,22 @@
         <w:t>Ryotatsu Yanagimoto</w:t>
       </w:r>
       <w:r>
-        <w:t xml:space="preserve">, Benjamin A. Ash, Mandar M. Sohoni, Martin M. Stein, </w:t>
-      </w:r>
-      <w:proofErr w:type="spellStart"/>
-      <w:r>
-        <w:t>Yiqi</w:t>
-      </w:r>
-      <w:proofErr w:type="spellEnd"/>
-      <w:r>
-        <w:t xml:space="preserve"> Zhao, Federico Presutti, Marc Jankowski, Logan G. Wright, Tatsuhiro Onodera, Peter L. McMahon</w:t>
+        <w:t>, Peter L McMahon</w:t>
       </w:r>
       <w:r>
         <w:t>, “</w:t>
       </w:r>
       <w:r>
-        <w:t>Programmable on-chip nonlinear photonics</w:t>
-      </w:r>
-      <w:r>
-        <w:t xml:space="preserve">”, Nature </w:t>
-      </w:r>
-      <w:r>
-        <w:t xml:space="preserve">649, 330 </w:t>
-      </w:r>
-      <w:r>
-        <w:t>(202</w:t>
-      </w:r>
-      <w:r>
-        <w:t>6</w:t>
-      </w:r>
-      <w:r>
-        <w:t>).</w:t>
-      </w:r>
-      <w:r>
-        <w:rPr>
-          <w:lang w:eastAsia="ja-JP"/>
-        </w:rPr>
+        <w:t>Exponential advantage in quantum sensing of correlated parameters</w:t>
+      </w:r>
+      <w:r>
+        <w:t>”, Quantum 10, 1963</w:t>
+      </w:r>
+      <w:r>
         <w:t xml:space="preserve"> </w:t>
+      </w:r>
+      <w:r>
+        <w:t>(2026).</w:t>
       </w:r>
     </w:p>
     <w:p>
@@ -1321,40 +1447,32 @@
         </w:numPr>
       </w:pPr>
       <w:r>
+        <w:t xml:space="preserve">Tatsuhiro Onodera, Martin M. Stein, Benjamin A. Ash, Mandar M. Sohoni, Melissa Bosch, </w:t>
+      </w:r>
+      <w:r>
         <w:rPr>
           <w:b/>
           <w:bCs/>
         </w:rPr>
-        <w:t>Ryotatsu Yanagimoto*,</w:t>
-      </w:r>
-      <w:r>
-        <w:t xml:space="preserve"> Ouri Karni*, Edwin Ng, Marc Jankowski, Timothy P. Mckenna and Thibault </w:t>
-      </w:r>
-      <w:proofErr w:type="spellStart"/>
-      <w:r>
-        <w:t>Chervy</w:t>
-      </w:r>
-      <w:proofErr w:type="spellEnd"/>
+        <w:t>Ryotatsu Yanagimoto</w:t>
+      </w:r>
+      <w:r>
+        <w:t>, Marc Jankowski, Timothy P. McKenna, Tianyu Wang, Gennady Shvets, Maxim R. Shcherbakov, Logan G. Wright, Peter L. McMahon</w:t>
+      </w:r>
       <w:r>
         <w:t>, “</w:t>
       </w:r>
       <w:r>
-        <w:t>Design and function of a vertical micro-cavity optical parametric oscillator</w:t>
-      </w:r>
-      <w:r>
-        <w:t xml:space="preserve">”, Journal of Physics: Photonics </w:t>
-      </w:r>
-      <w:r>
-        <w:t>7</w:t>
-      </w:r>
-      <w:r>
-        <w:t>,</w:t>
-      </w:r>
-      <w:r>
-        <w:t xml:space="preserve"> 045031</w:t>
-      </w:r>
-      <w:r>
-        <w:t>(2025).</w:t>
+        <w:t>Arbitrary control over multimode wave propagation for machine learning</w:t>
+      </w:r>
+      <w:r>
+        <w:t xml:space="preserve">”, Nature Physics </w:t>
+      </w:r>
+      <w:r>
+        <w:t>22, 164 (2026)</w:t>
+      </w:r>
+      <w:r>
+        <w:t>.</w:t>
       </w:r>
     </w:p>
     <w:p>
@@ -1366,9 +1484,6 @@
         </w:numPr>
       </w:pPr>
       <w:r>
-        <w:t xml:space="preserve">Chris Gustin*, </w:t>
-      </w:r>
-      <w:r>
         <w:rPr>
           <w:b/>
           <w:bCs/>
@@ -1376,36 +1491,42 @@
         <w:t>Ryotatsu Yanagimoto</w:t>
       </w:r>
       <w:r>
-        <w:t>*</w:t>
-      </w:r>
-      <w:r>
-        <w:t>, Edwin Ng, Tatsuhiro Onodera and Hideo Mabuchi</w:t>
+        <w:t xml:space="preserve">, Benjamin A. Ash, Mandar M. Sohoni, Martin M. Stein, </w:t>
+      </w:r>
+      <w:proofErr w:type="spellStart"/>
+      <w:r>
+        <w:t>Yiqi</w:t>
+      </w:r>
+      <w:proofErr w:type="spellEnd"/>
+      <w:r>
+        <w:t xml:space="preserve"> Zhao, Federico Presutti, Marc Jankowski, Logan G. Wright, Tatsuhiro Onodera, Peter L. McMahon</w:t>
       </w:r>
       <w:r>
         <w:t>, “</w:t>
       </w:r>
       <w:r>
-        <w:t>Effective field theories in broadband quantum optics: modeling phase modulation and two-photon loss from cascaded quadratic nonlinearities</w:t>
-      </w:r>
-      <w:r>
-        <w:t xml:space="preserve">”, Quantum Science and Technology </w:t>
-      </w:r>
-      <w:r>
-        <w:rPr>
-          <w:b/>
-          <w:bCs/>
-        </w:rPr>
-        <w:t>10</w:t>
-      </w:r>
-      <w:r>
-        <w:rPr>
-          <w:b/>
-          <w:bCs/>
-        </w:rPr>
-        <w:t xml:space="preserve">, </w:t>
-      </w:r>
-      <w:r>
-        <w:t>025035 (2025).</w:t>
+        <w:t>Programmable on-chip nonlinear photonics</w:t>
+      </w:r>
+      <w:r>
+        <w:t xml:space="preserve">”, Nature </w:t>
+      </w:r>
+      <w:r>
+        <w:t xml:space="preserve">649, 330 </w:t>
+      </w:r>
+      <w:r>
+        <w:t>(202</w:t>
+      </w:r>
+      <w:r>
+        <w:t>6</w:t>
+      </w:r>
+      <w:r>
+        <w:t>).</w:t>
+      </w:r>
+      <w:r>
+        <w:rPr>
+          <w:lang w:eastAsia="ja-JP"/>
+        </w:rPr>
+        <w:t xml:space="preserve"> </w:t>
       </w:r>
     </w:p>
     <w:p>
@@ -1421,32 +1542,36 @@
           <w:b/>
           <w:bCs/>
         </w:rPr>
-        <w:t>R. Yanagimoto*,</w:t>
-      </w:r>
-      <w:r>
-        <w:t xml:space="preserve"> E. Ng*, M. Jankowski, R. Nehra, T. P. McKenna, T. Onodera, L. G. Wright, R. Hamerly, A. Marandi, M. M. Fejer, H. Mabuchi</w:t>
-      </w:r>
+        <w:t>Ryotatsu Yanagimoto*,</w:t>
+      </w:r>
+      <w:r>
+        <w:t xml:space="preserve"> Ouri Karni*, Edwin Ng, Marc Jankowski, Timothy P. Mckenna and Thibault </w:t>
+      </w:r>
+      <w:proofErr w:type="spellStart"/>
+      <w:r>
+        <w:t>Chervy</w:t>
+      </w:r>
+      <w:proofErr w:type="spellEnd"/>
       <w:r>
         <w:t>, “</w:t>
       </w:r>
       <w:r>
-        <w:t>Mesoscopic ultrafast nonlinear optics—The emergence of multimode quantum non-Gaussian physics</w:t>
-      </w:r>
-      <w:r>
-        <w:t xml:space="preserve">”, </w:t>
-      </w:r>
-      <w:r>
-        <w:t xml:space="preserve">Optica </w:t>
-      </w:r>
-      <w:r>
-        <w:rPr>
-          <w:b/>
-          <w:bCs/>
-        </w:rPr>
-        <w:t>11</w:t>
-      </w:r>
-      <w:r>
-        <w:t>, 896 (2024).</w:t>
+        <w:t>Design and function of a vertical micro-cavity optical parametric oscillator</w:t>
+      </w:r>
+      <w:r>
+        <w:t xml:space="preserve">”, Journal of Physics: Photonics </w:t>
+      </w:r>
+      <w:r>
+        <w:t>7</w:t>
+      </w:r>
+      <w:r>
+        <w:t>,</w:t>
+      </w:r>
+      <w:r>
+        <w:t xml:space="preserve"> 045031</w:t>
+      </w:r>
+      <w:r>
+        <w:t>(2025).</w:t>
       </w:r>
     </w:p>
     <w:p>
@@ -1458,33 +1583,36 @@
         </w:numPr>
       </w:pPr>
       <w:r>
-        <w:t xml:space="preserve">Marc Jankowski*, </w:t>
+        <w:t xml:space="preserve">Chris Gustin*, </w:t>
       </w:r>
       <w:r>
         <w:rPr>
           <w:b/>
           <w:bCs/>
         </w:rPr>
-        <w:t>Ryotatsu Yanagimoto*</w:t>
-      </w:r>
-      <w:r>
-        <w:t>, Edwin Ng, Ryan Hamerly, Timothy P McKenna, Hideo Mabuchi, MM Fejer</w:t>
+        <w:t>Ryotatsu Yanagimoto</w:t>
+      </w:r>
+      <w:r>
+        <w:t>*</w:t>
+      </w:r>
+      <w:r>
+        <w:t>, Edwin Ng, Tatsuhiro Onodera and Hideo Mabuchi</w:t>
       </w:r>
       <w:r>
         <w:t>, “</w:t>
       </w:r>
       <w:r>
-        <w:t>Ultrafast second-order nonlinear photonics—from classical physics to non-Gaussian quantum dynamics: a tutorial</w:t>
-      </w:r>
-      <w:r>
-        <w:t xml:space="preserve">”, Advances in Optics and Photonics </w:t>
+        <w:t>Effective field theories in broadband quantum optics: modeling phase modulation and two-photon loss from cascaded quadratic nonlinearities</w:t>
+      </w:r>
+      <w:r>
+        <w:t xml:space="preserve">”, Quantum Science and Technology </w:t>
       </w:r>
       <w:r>
         <w:rPr>
           <w:b/>
           <w:bCs/>
         </w:rPr>
-        <w:t>16</w:t>
+        <w:t>10</w:t>
       </w:r>
       <w:r>
         <w:rPr>
@@ -1494,7 +1622,7 @@
         <w:t xml:space="preserve">, </w:t>
       </w:r>
       <w:r>
-        <w:t>347 (2024).</w:t>
+        <w:t>025035 (2025).</w:t>
       </w:r>
     </w:p>
     <w:p>
@@ -1506,23 +1634,36 @@
         </w:numPr>
       </w:pPr>
       <w:r>
-        <w:t xml:space="preserve">E. Ng*, </w:t>
-      </w:r>
-      <w:r>
         <w:rPr>
           <w:b/>
           <w:bCs/>
         </w:rPr>
-        <w:t>R. Yanagimoto*</w:t>
-      </w:r>
-      <w:r>
-        <w:t>, M. Jankowski, M. M. Fejer, H. Mabuchi, “</w:t>
-      </w:r>
-      <w:r>
-        <w:t>Quantum noise dynamics in nonlinear pulse propagation</w:t>
-      </w:r>
-      <w:r>
-        <w:t>”, arXiv:2307.05464.</w:t>
+        <w:t>R. Yanagimoto*,</w:t>
+      </w:r>
+      <w:r>
+        <w:t xml:space="preserve"> E. Ng*, M. Jankowski, R. Nehra, T. P. McKenna, T. Onodera, L. G. Wright, R. Hamerly, A. Marandi, M. M. Fejer, H. Mabuchi</w:t>
+      </w:r>
+      <w:r>
+        <w:t>, “</w:t>
+      </w:r>
+      <w:r>
+        <w:t>Mesoscopic ultrafast nonlinear optics—The emergence of multimode quantum non-Gaussian physics</w:t>
+      </w:r>
+      <w:r>
+        <w:t xml:space="preserve">”, </w:t>
+      </w:r>
+      <w:r>
+        <w:t xml:space="preserve">Optica </w:t>
+      </w:r>
+      <w:r>
+        <w:rPr>
+          <w:b/>
+          <w:bCs/>
+        </w:rPr>
+        <w:t>11</w:t>
+      </w:r>
+      <w:r>
+        <w:t>, 896 (2024).</w:t>
       </w:r>
     </w:p>
     <w:p>
@@ -1534,44 +1675,43 @@
         </w:numPr>
       </w:pPr>
       <w:r>
+        <w:t xml:space="preserve">Marc Jankowski*, </w:t>
+      </w:r>
+      <w:r>
         <w:rPr>
           <w:b/>
           <w:bCs/>
         </w:rPr>
-        <w:t>R. Yanagimoto</w:t>
-      </w:r>
-      <w:r>
-        <w:t>*, R. Nehra*, R. Hamerly, E. Ng, A. Marandi, H. Mabuchi, “</w:t>
-      </w:r>
-      <w:r>
-        <w:t xml:space="preserve">Quantum </w:t>
-      </w:r>
-      <w:proofErr w:type="spellStart"/>
-      <w:r>
-        <w:t>nondemolition</w:t>
-      </w:r>
-      <w:proofErr w:type="spellEnd"/>
-      <w:r>
-        <w:t xml:space="preserve"> measurements with optical parametric amplifiers for ultrafast universal quantum information processing</w:t>
-      </w:r>
-      <w:r>
-        <w:t xml:space="preserve">”, </w:t>
-      </w:r>
-      <w:r>
-        <w:t xml:space="preserve">PRX Quantum </w:t>
+        <w:t>Ryotatsu Yanagimoto*</w:t>
+      </w:r>
+      <w:r>
+        <w:t>, Edwin Ng, Ryan Hamerly, Timothy P McKenna, Hideo Mabuchi, MM Fejer</w:t>
+      </w:r>
+      <w:r>
+        <w:t>, “</w:t>
+      </w:r>
+      <w:r>
+        <w:t>Ultrafast second-order nonlinear photonics—from classical physics to non-Gaussian quantum dynamics: a tutorial</w:t>
+      </w:r>
+      <w:r>
+        <w:t xml:space="preserve">”, Advances in Optics and Photonics </w:t>
       </w:r>
       <w:r>
         <w:rPr>
           <w:b/>
           <w:bCs/>
         </w:rPr>
-        <w:t>4</w:t>
-      </w:r>
-      <w:r>
-        <w:t>, 010333</w:t>
-      </w:r>
-      <w:r>
-        <w:t xml:space="preserve"> (2023).</w:t>
+        <w:t>16</w:t>
+      </w:r>
+      <w:r>
+        <w:rPr>
+          <w:b/>
+          <w:bCs/>
+        </w:rPr>
+        <w:t xml:space="preserve">, </w:t>
+      </w:r>
+      <w:r>
+        <w:t>347 (2024).</w:t>
       </w:r>
     </w:p>
     <w:p>
@@ -1583,31 +1723,24 @@
         </w:numPr>
       </w:pPr>
       <w:r>
+        <w:lastRenderedPageBreak/>
+        <w:t xml:space="preserve">E. Ng*, </w:t>
+      </w:r>
+      <w:r>
         <w:rPr>
           <w:b/>
           <w:bCs/>
         </w:rPr>
-        <w:lastRenderedPageBreak/>
-        <w:t>R. Yanagimoto</w:t>
-      </w:r>
-      <w:r>
-        <w:t>, E. Ng, M. Jankowski, H. Mabuchi, R. Hamerly, “</w:t>
-      </w:r>
-      <w:r>
-        <w:t>Temporal trapping: a route to strong coupling and deterministic optical quantum computation</w:t>
-      </w:r>
-      <w:r>
-        <w:t xml:space="preserve">”, Optica </w:t>
-      </w:r>
-      <w:r>
-        <w:rPr>
-          <w:b/>
-          <w:bCs/>
-        </w:rPr>
-        <w:t>9</w:t>
-      </w:r>
-      <w:r>
-        <w:t>, 1289 (2022).</w:t>
+        <w:t>R. Yanagimoto*</w:t>
+      </w:r>
+      <w:r>
+        <w:t>, M. Jankowski, M. M. Fejer, H. Mabuchi, “</w:t>
+      </w:r>
+      <w:r>
+        <w:t>Quantum noise dynamics in nonlinear pulse propagation</w:t>
+      </w:r>
+      <w:r>
+        <w:t>”, arXiv:2307.05464.</w:t>
       </w:r>
     </w:p>
     <w:p>
@@ -1626,42 +1759,37 @@
         <w:t>R. Yanagimoto</w:t>
       </w:r>
       <w:r>
-        <w:t>*, E. Ng*, A. Yamamura, T. Onodera, L. G. Wright, M. Jankowski, M. M. Fejer, P. L. McMahon, H. Mabuchi, “</w:t>
-      </w:r>
-      <w:r>
-        <w:t>Onset of non-Gaussian quantum physics in pulsed squeezing with mesoscopic fields</w:t>
+        <w:t>*, R. Nehra*, R. Hamerly, E. Ng, A. Marandi, H. Mabuchi, “</w:t>
+      </w:r>
+      <w:r>
+        <w:t xml:space="preserve">Quantum </w:t>
+      </w:r>
+      <w:proofErr w:type="spellStart"/>
+      <w:r>
+        <w:t>nondemolition</w:t>
+      </w:r>
+      <w:proofErr w:type="spellEnd"/>
+      <w:r>
+        <w:t xml:space="preserve"> measurements with optical parametric amplifiers for ultrafast universal quantum information processing</w:t>
       </w:r>
       <w:r>
         <w:t xml:space="preserve">”, </w:t>
       </w:r>
       <w:r>
-        <w:t>Optica</w:t>
-      </w:r>
-      <w:r>
-        <w:rPr>
-          <w:rFonts w:hint="eastAsia"/>
+        <w:t xml:space="preserve">PRX Quantum </w:t>
+      </w:r>
+      <w:r>
+        <w:rPr>
           <w:b/>
           <w:bCs/>
-          <w:lang w:eastAsia="ja-JP"/>
-        </w:rPr>
-        <w:t xml:space="preserve"> </w:t>
-      </w:r>
-      <w:r>
-        <w:rPr>
-          <w:b/>
-          <w:bCs/>
-          <w:lang w:eastAsia="ja-JP"/>
-        </w:rPr>
-        <w:t>9</w:t>
-      </w:r>
-      <w:r>
-        <w:t xml:space="preserve">, </w:t>
-      </w:r>
-      <w:r>
-        <w:t>379</w:t>
-      </w:r>
-      <w:r>
-        <w:t xml:space="preserve"> (2022).</w:t>
+        </w:rPr>
+        <w:t>4</w:t>
+      </w:r>
+      <w:r>
+        <w:t>, 010333</w:t>
+      </w:r>
+      <w:r>
+        <w:t xml:space="preserve"> (2023).</w:t>
       </w:r>
     </w:p>
     <w:p>
@@ -1680,23 +1808,23 @@
         <w:t>R. Yanagimoto</w:t>
       </w:r>
       <w:r>
-        <w:t>, E. Ng, L. G. Wright, T. Onodera, H. Mabuchi, “</w:t>
-      </w:r>
-      <w:r>
-        <w:t>Efficient simulation of ultrafast quantum nonlinear optics with matrix product states</w:t>
-      </w:r>
-      <w:r>
-        <w:t xml:space="preserve">,” Optica </w:t>
+        <w:t>, E. Ng, M. Jankowski, H. Mabuchi, R. Hamerly, “</w:t>
+      </w:r>
+      <w:r>
+        <w:t>Temporal trapping: a route to strong coupling and deterministic optical quantum computation</w:t>
+      </w:r>
+      <w:r>
+        <w:t xml:space="preserve">”, Optica </w:t>
       </w:r>
       <w:r>
         <w:rPr>
           <w:b/>
           <w:bCs/>
         </w:rPr>
-        <w:t>8</w:t>
-      </w:r>
-      <w:r>
-        <w:t>, 1306 (2021).</w:t>
+        <w:t>9</w:t>
+      </w:r>
+      <w:r>
+        <w:t>, 1289 (2022).</w:t>
       </w:r>
     </w:p>
     <w:p>
@@ -1712,30 +1840,45 @@
           <w:b/>
           <w:bCs/>
         </w:rPr>
-        <w:t>R. Yanagimoto*</w:t>
-      </w:r>
-      <w:r>
-        <w:t xml:space="preserve">, E. Ng*, T. Onodera, H. Mabuchi, </w:t>
-      </w:r>
-      <w:r>
-        <w:t>“</w:t>
-      </w:r>
-      <w:r>
-        <w:t>Towards an engineering framework for ultrafast quantum nonlinear optics</w:t>
-      </w:r>
-      <w:r>
-        <w:t xml:space="preserve">,” </w:t>
-      </w:r>
-      <w:r>
-        <w:t xml:space="preserve">Proc. SPIE 11684, Ultrafast Phenomena and </w:t>
-      </w:r>
-      <w:proofErr w:type="spellStart"/>
-      <w:r>
-        <w:t>Nanophotonics</w:t>
-      </w:r>
-      <w:proofErr w:type="spellEnd"/>
-      <w:r>
-        <w:t xml:space="preserve"> XXV, 116841D (2021).</w:t>
+        <w:t>R. Yanagimoto</w:t>
+      </w:r>
+      <w:r>
+        <w:t>*, E. Ng*, A. Yamamura, T. Onodera, L. G. Wright, M. Jankowski, M. M. Fejer, P. L. McMahon, H. Mabuchi, “</w:t>
+      </w:r>
+      <w:r>
+        <w:t>Onset of non-Gaussian quantum physics in pulsed squeezing with mesoscopic fields</w:t>
+      </w:r>
+      <w:r>
+        <w:t xml:space="preserve">”, </w:t>
+      </w:r>
+      <w:r>
+        <w:t>Optica</w:t>
+      </w:r>
+      <w:r>
+        <w:rPr>
+          <w:rFonts w:hint="eastAsia"/>
+          <w:b/>
+          <w:bCs/>
+          <w:lang w:eastAsia="ja-JP"/>
+        </w:rPr>
+        <w:t xml:space="preserve"> </w:t>
+      </w:r>
+      <w:r>
+        <w:rPr>
+          <w:b/>
+          <w:bCs/>
+          <w:lang w:eastAsia="ja-JP"/>
+        </w:rPr>
+        <w:t>9</w:t>
+      </w:r>
+      <w:r>
+        <w:t xml:space="preserve">, </w:t>
+      </w:r>
+      <w:r>
+        <w:t>379</w:t>
+      </w:r>
+      <w:r>
+        <w:t xml:space="preserve"> (2022).</w:t>
       </w:r>
     </w:p>
     <w:p>
@@ -1754,27 +1897,23 @@
         <w:t>R. Yanagimoto</w:t>
       </w:r>
       <w:r>
-        <w:t>*, E. Ng*, M. Jankowski, T. Onodera, M. M. Fejer, H. Mabuchi, “</w:t>
-      </w:r>
-      <w:r>
-        <w:t xml:space="preserve">Broadband Parametric </w:t>
-      </w:r>
-      <w:proofErr w:type="spellStart"/>
-      <w:r>
-        <w:t>Downconversion</w:t>
-      </w:r>
-      <w:proofErr w:type="spellEnd"/>
-      <w:r>
-        <w:t xml:space="preserve"> as a Discrete-Continuum Fano Interaction</w:t>
-      </w:r>
-      <w:r>
-        <w:t xml:space="preserve">,” </w:t>
-      </w:r>
-      <w:r>
-        <w:t>arXiv:2009.01457</w:t>
-      </w:r>
-      <w:r>
-        <w:t>.</w:t>
+        <w:t>, E. Ng, L. G. Wright, T. Onodera, H. Mabuchi, “</w:t>
+      </w:r>
+      <w:r>
+        <w:t>Efficient simulation of ultrafast quantum nonlinear optics with matrix product states</w:t>
+      </w:r>
+      <w:r>
+        <w:t xml:space="preserve">,” Optica </w:t>
+      </w:r>
+      <w:r>
+        <w:rPr>
+          <w:b/>
+          <w:bCs/>
+        </w:rPr>
+        <w:t>8</w:t>
+      </w:r>
+      <w:r>
+        <w:t>, 1306 (2021).</w:t>
       </w:r>
     </w:p>
     <w:p>
@@ -1790,86 +1929,30 @@
           <w:b/>
           <w:bCs/>
         </w:rPr>
-        <w:t>R. Yanagimoto</w:t>
-      </w:r>
-      <w:r>
-        <w:rPr>
-          <w:b/>
-          <w:bCs/>
-        </w:rPr>
-        <w:t>*</w:t>
-      </w:r>
-      <w:r>
-        <w:rPr>
-          <w:b/>
-          <w:bCs/>
-        </w:rPr>
-        <w:t>,</w:t>
-      </w:r>
-      <w:r>
-        <w:t xml:space="preserve"> T. Onodera</w:t>
-      </w:r>
-      <w:r>
-        <w:t>*</w:t>
-      </w:r>
-      <w:r>
-        <w:t xml:space="preserve">, E. Ng, L. G. Wright, </w:t>
-      </w:r>
-      <w:r>
-        <w:t xml:space="preserve">P. L. McMahon, </w:t>
-      </w:r>
-      <w:r>
-        <w:t xml:space="preserve">H. Mabuchi, </w:t>
-      </w:r>
-      <w:r>
-        <w:t>“Engineering a Kerr-based Deterministic Cubic Phase Gate via Gaussian Operations</w:t>
-      </w:r>
-      <w:r>
-        <w:t xml:space="preserve">," </w:t>
-      </w:r>
-      <w:r>
-        <w:t>Phys</w:t>
-      </w:r>
-      <w:r>
-        <w:t>ical</w:t>
-      </w:r>
-      <w:r>
-        <w:t xml:space="preserve"> Rev</w:t>
-      </w:r>
-      <w:r>
-        <w:t>iew</w:t>
-      </w:r>
-      <w:r>
-        <w:t xml:space="preserve"> </w:t>
-      </w:r>
-      <w:r>
-        <w:t>Letters</w:t>
-      </w:r>
-      <w:r>
-        <w:t xml:space="preserve"> </w:t>
-      </w:r>
-      <w:r>
-        <w:rPr>
-          <w:b/>
-          <w:bCs/>
-        </w:rPr>
-        <w:t>12</w:t>
-      </w:r>
-      <w:r>
-        <w:rPr>
-          <w:b/>
-          <w:bCs/>
-        </w:rPr>
-        <w:t>4</w:t>
-      </w:r>
-      <w:r>
-        <w:t xml:space="preserve">, </w:t>
-      </w:r>
-      <w:r>
-        <w:t>240503</w:t>
-      </w:r>
-      <w:r>
-        <w:t xml:space="preserve"> (2020).</w:t>
+        <w:t>R. Yanagimoto*</w:t>
+      </w:r>
+      <w:r>
+        <w:t xml:space="preserve">, E. Ng*, T. Onodera, H. Mabuchi, </w:t>
+      </w:r>
+      <w:r>
+        <w:t>“</w:t>
+      </w:r>
+      <w:r>
+        <w:t>Towards an engineering framework for ultrafast quantum nonlinear optics</w:t>
+      </w:r>
+      <w:r>
+        <w:t xml:space="preserve">,” </w:t>
+      </w:r>
+      <w:r>
+        <w:t xml:space="preserve">Proc. SPIE 11684, Ultrafast Phenomena and </w:t>
+      </w:r>
+      <w:proofErr w:type="spellStart"/>
+      <w:r>
+        <w:t>Nanophotonics</w:t>
+      </w:r>
+      <w:proofErr w:type="spellEnd"/>
+      <w:r>
+        <w:t xml:space="preserve"> XXV, 116841D (2021).</w:t>
       </w:r>
     </w:p>
     <w:p>
@@ -1885,29 +1968,27 @@
           <w:b/>
           <w:bCs/>
         </w:rPr>
-        <w:t>R. Yanagimoto,</w:t>
-      </w:r>
-      <w:r>
-        <w:t xml:space="preserve"> E. Ng, T. Onodera, H. Mabuchi, “</w:t>
-      </w:r>
-      <w:r>
-        <w:t>Adiabatic Fock-state-generation scheme using Kerr nonlinearity</w:t>
-      </w:r>
-      <w:r>
-        <w:t xml:space="preserve">," Physical Review A </w:t>
-      </w:r>
-      <w:r>
-        <w:rPr>
-          <w:b/>
-          <w:bCs/>
-        </w:rPr>
-        <w:t>100,</w:t>
-      </w:r>
-      <w:r>
-        <w:t xml:space="preserve"> 033822</w:t>
-      </w:r>
-      <w:r>
-        <w:t xml:space="preserve"> (2019)</w:t>
+        <w:t>R. Yanagimoto</w:t>
+      </w:r>
+      <w:r>
+        <w:t>*, E. Ng*, M. Jankowski, T. Onodera, M. M. Fejer, H. Mabuchi, “</w:t>
+      </w:r>
+      <w:r>
+        <w:t xml:space="preserve">Broadband Parametric </w:t>
+      </w:r>
+      <w:proofErr w:type="spellStart"/>
+      <w:r>
+        <w:t>Downconversion</w:t>
+      </w:r>
+      <w:proofErr w:type="spellEnd"/>
+      <w:r>
+        <w:t xml:space="preserve"> as a Discrete-Continuum Fano Interaction</w:t>
+      </w:r>
+      <w:r>
+        <w:t xml:space="preserve">,” </w:t>
+      </w:r>
+      <w:r>
+        <w:t>arXiv:2009.01457</w:t>
       </w:r>
       <w:r>
         <w:t>.</w:t>
@@ -1926,19 +2007,86 @@
           <w:b/>
           <w:bCs/>
         </w:rPr>
-        <w:t>R. Yanagimoto,</w:t>
-      </w:r>
-      <w:r>
-        <w:t xml:space="preserve"> P. L. McMahon, E. Ng, T. Onodera, H. Mabuchi, “</w:t>
-      </w:r>
-      <w:r>
-        <w:t>Embedding entanglement generation within a measurement-feedback coherent Ising machine</w:t>
-      </w:r>
-      <w:r>
-        <w:t>," arXiv:1906.04902 (2019)</w:t>
-      </w:r>
-      <w:r>
-        <w:t>.</w:t>
+        <w:t>R. Yanagimoto</w:t>
+      </w:r>
+      <w:r>
+        <w:rPr>
+          <w:b/>
+          <w:bCs/>
+        </w:rPr>
+        <w:t>*</w:t>
+      </w:r>
+      <w:r>
+        <w:rPr>
+          <w:b/>
+          <w:bCs/>
+        </w:rPr>
+        <w:t>,</w:t>
+      </w:r>
+      <w:r>
+        <w:t xml:space="preserve"> T. Onodera</w:t>
+      </w:r>
+      <w:r>
+        <w:t>*</w:t>
+      </w:r>
+      <w:r>
+        <w:t xml:space="preserve">, E. Ng, L. G. Wright, </w:t>
+      </w:r>
+      <w:r>
+        <w:t xml:space="preserve">P. L. McMahon, </w:t>
+      </w:r>
+      <w:r>
+        <w:t xml:space="preserve">H. Mabuchi, </w:t>
+      </w:r>
+      <w:r>
+        <w:t>“Engineering a Kerr-based Deterministic Cubic Phase Gate via Gaussian Operations</w:t>
+      </w:r>
+      <w:r>
+        <w:t xml:space="preserve">," </w:t>
+      </w:r>
+      <w:r>
+        <w:t>Phys</w:t>
+      </w:r>
+      <w:r>
+        <w:t>ical</w:t>
+      </w:r>
+      <w:r>
+        <w:t xml:space="preserve"> Rev</w:t>
+      </w:r>
+      <w:r>
+        <w:t>iew</w:t>
+      </w:r>
+      <w:r>
+        <w:t xml:space="preserve"> </w:t>
+      </w:r>
+      <w:r>
+        <w:t>Letters</w:t>
+      </w:r>
+      <w:r>
+        <w:t xml:space="preserve"> </w:t>
+      </w:r>
+      <w:r>
+        <w:rPr>
+          <w:b/>
+          <w:bCs/>
+        </w:rPr>
+        <w:t>12</w:t>
+      </w:r>
+      <w:r>
+        <w:rPr>
+          <w:b/>
+          <w:bCs/>
+        </w:rPr>
+        <w:t>4</w:t>
+      </w:r>
+      <w:r>
+        <w:t xml:space="preserve">, </w:t>
+      </w:r>
+      <w:r>
+        <w:t>240503</w:t>
+      </w:r>
+      <w:r>
+        <w:t xml:space="preserve"> (2020).</w:t>
       </w:r>
     </w:p>
     <w:p>
@@ -1950,63 +2098,36 @@
         </w:numPr>
       </w:pPr>
       <w:r>
-        <w:t>N</w:t>
-      </w:r>
-      <w:r>
-        <w:t>.</w:t>
-      </w:r>
-      <w:r>
-        <w:t xml:space="preserve"> Nemitz, A</w:t>
-      </w:r>
-      <w:r>
-        <w:t xml:space="preserve">. </w:t>
-      </w:r>
-      <w:r>
-        <w:t>A</w:t>
-      </w:r>
-      <w:r>
-        <w:t>.</w:t>
-      </w:r>
-      <w:r>
-        <w:t xml:space="preserve"> Jørgensen, </w:t>
-      </w:r>
-      <w:r>
         <w:rPr>
           <w:b/>
           <w:bCs/>
         </w:rPr>
-        <w:t>R Yanagimoto</w:t>
-      </w:r>
-      <w:r>
-        <w:t>, F</w:t>
-      </w:r>
-      <w:r>
-        <w:t>.</w:t>
-      </w:r>
-      <w:r>
-        <w:t xml:space="preserve"> Bregolin, H</w:t>
-      </w:r>
-      <w:r>
-        <w:t>.</w:t>
-      </w:r>
-      <w:r>
-        <w:t xml:space="preserve"> Katori, "Modeling light shifts in optical lattice clocks," Physical Review A </w:t>
+        <w:t>R. Yanagimoto,</w:t>
+      </w:r>
+      <w:r>
+        <w:t xml:space="preserve"> E. Ng, T. Onodera, H. Mabuchi, “</w:t>
+      </w:r>
+      <w:r>
+        <w:t>Adiabatic Fock-state-generation scheme using Kerr nonlinearity</w:t>
+      </w:r>
+      <w:r>
+        <w:t xml:space="preserve">," Physical Review A </w:t>
       </w:r>
       <w:r>
         <w:rPr>
           <w:b/>
           <w:bCs/>
         </w:rPr>
-        <w:t>99</w:t>
-      </w:r>
-      <w:r>
-        <w:t>, 033424 (2019)</w:t>
+        <w:t>100,</w:t>
+      </w:r>
+      <w:r>
+        <w:t xml:space="preserve"> 033822</w:t>
+      </w:r>
+      <w:r>
+        <w:t xml:space="preserve"> (2019)</w:t>
       </w:r>
       <w:r>
         <w:t>.</w:t>
-      </w:r>
-      <w:r>
-        <w:t xml:space="preserve"> (Editors’ suggestion)</w:t>
       </w:r>
     </w:p>
     <w:p>
@@ -2018,52 +2139,20 @@
         </w:numPr>
       </w:pPr>
       <w:r>
-        <w:t>D</w:t>
-      </w:r>
-      <w:r>
-        <w:t>.</w:t>
-      </w:r>
-      <w:r>
-        <w:t xml:space="preserve"> B. S.</w:t>
-      </w:r>
-      <w:r>
-        <w:t xml:space="preserve"> Soh, </w:t>
-      </w:r>
-      <w:r>
         <w:rPr>
           <w:b/>
           <w:bCs/>
         </w:rPr>
-        <w:t>R</w:t>
-      </w:r>
-      <w:r>
-        <w:rPr>
-          <w:b/>
-          <w:bCs/>
-        </w:rPr>
-        <w:t>.</w:t>
-      </w:r>
-      <w:r>
-        <w:rPr>
-          <w:b/>
-          <w:bCs/>
-        </w:rPr>
-        <w:t xml:space="preserve"> Yanagimoto</w:t>
-      </w:r>
-      <w:r>
-        <w:t>, E</w:t>
-      </w:r>
-      <w:r>
-        <w:t>.</w:t>
-      </w:r>
-      <w:r>
-        <w:t xml:space="preserve"> Chatterjee, H</w:t>
-      </w:r>
-      <w:r>
-        <w:t>.</w:t>
-      </w:r>
-      <w:r>
-        <w:t xml:space="preserve"> Mabuchi, “Nonlinear optical response of a local surface plasmon coupled to a 2D material”, arXiv:1902.06943 (2019)</w:t>
+        <w:t>R. Yanagimoto,</w:t>
+      </w:r>
+      <w:r>
+        <w:t xml:space="preserve"> P. L. McMahon, E. Ng, T. Onodera, H. Mabuchi, “</w:t>
+      </w:r>
+      <w:r>
+        <w:t>Embedding entanglement generation within a measurement-feedback coherent Ising machine</w:t>
+      </w:r>
+      <w:r>
+        <w:t>," arXiv:1906.04902 (2019)</w:t>
       </w:r>
       <w:r>
         <w:t>.</w:t>
@@ -2078,6 +2167,134 @@
         </w:numPr>
       </w:pPr>
       <w:r>
+        <w:t>N</w:t>
+      </w:r>
+      <w:r>
+        <w:t>.</w:t>
+      </w:r>
+      <w:r>
+        <w:t xml:space="preserve"> Nemitz, A</w:t>
+      </w:r>
+      <w:r>
+        <w:t xml:space="preserve">. </w:t>
+      </w:r>
+      <w:r>
+        <w:t>A</w:t>
+      </w:r>
+      <w:r>
+        <w:t>.</w:t>
+      </w:r>
+      <w:r>
+        <w:t xml:space="preserve"> Jørgensen, </w:t>
+      </w:r>
+      <w:r>
+        <w:rPr>
+          <w:b/>
+          <w:bCs/>
+        </w:rPr>
+        <w:t>R Yanagimoto</w:t>
+      </w:r>
+      <w:r>
+        <w:t>, F</w:t>
+      </w:r>
+      <w:r>
+        <w:t>.</w:t>
+      </w:r>
+      <w:r>
+        <w:t xml:space="preserve"> Bregolin, H</w:t>
+      </w:r>
+      <w:r>
+        <w:t>.</w:t>
+      </w:r>
+      <w:r>
+        <w:t xml:space="preserve"> Katori, "Modeling light shifts in optical lattice clocks," Physical Review A </w:t>
+      </w:r>
+      <w:r>
+        <w:rPr>
+          <w:b/>
+          <w:bCs/>
+        </w:rPr>
+        <w:t>99</w:t>
+      </w:r>
+      <w:r>
+        <w:t>, 033424 (2019)</w:t>
+      </w:r>
+      <w:r>
+        <w:t>.</w:t>
+      </w:r>
+      <w:r>
+        <w:t xml:space="preserve"> (Editors’ suggestion)</w:t>
+      </w:r>
+    </w:p>
+    <w:p>
+      <w:pPr>
+        <w:pStyle w:val="ListParagraph"/>
+        <w:numPr>
+          <w:ilvl w:val="0"/>
+          <w:numId w:val="32"/>
+        </w:numPr>
+      </w:pPr>
+      <w:r>
+        <w:t>D</w:t>
+      </w:r>
+      <w:r>
+        <w:t>.</w:t>
+      </w:r>
+      <w:r>
+        <w:t xml:space="preserve"> B. S.</w:t>
+      </w:r>
+      <w:r>
+        <w:t xml:space="preserve"> Soh, </w:t>
+      </w:r>
+      <w:r>
+        <w:rPr>
+          <w:b/>
+          <w:bCs/>
+        </w:rPr>
+        <w:t>R</w:t>
+      </w:r>
+      <w:r>
+        <w:rPr>
+          <w:b/>
+          <w:bCs/>
+        </w:rPr>
+        <w:t>.</w:t>
+      </w:r>
+      <w:r>
+        <w:rPr>
+          <w:b/>
+          <w:bCs/>
+        </w:rPr>
+        <w:t xml:space="preserve"> Yanagimoto</w:t>
+      </w:r>
+      <w:r>
+        <w:t>, E</w:t>
+      </w:r>
+      <w:r>
+        <w:t>.</w:t>
+      </w:r>
+      <w:r>
+        <w:t xml:space="preserve"> Chatterjee, H</w:t>
+      </w:r>
+      <w:r>
+        <w:t>.</w:t>
+      </w:r>
+      <w:r>
+        <w:t xml:space="preserve"> Mabuchi, “Nonlinear optical response of a local surface plasmon coupled to a 2D material”, arXiv:1902.06943 (2019)</w:t>
+      </w:r>
+      <w:r>
+        <w:t>.</w:t>
+      </w:r>
+    </w:p>
+    <w:p>
+      <w:pPr>
+        <w:pStyle w:val="ListParagraph"/>
+        <w:numPr>
+          <w:ilvl w:val="0"/>
+          <w:numId w:val="32"/>
+        </w:numPr>
+      </w:pPr>
+      <w:r>
         <w:rPr>
           <w:b/>
           <w:bCs/>
@@ -2280,6 +2497,7 @@
           <w:i/>
           <w:iCs/>
         </w:rPr>
+        <w:lastRenderedPageBreak/>
         <w:t xml:space="preserve">Fellowship from </w:t>
       </w:r>
       <w:proofErr w:type="spellStart"/>
@@ -2408,7 +2626,6 @@
           <w:i/>
           <w:iCs/>
         </w:rPr>
-        <w:lastRenderedPageBreak/>
         <w:t>Distinguished thesis award</w:t>
       </w:r>
       <w:r>

--- a/files/cv.docx
+++ b/files/cv.docx
@@ -976,123 +976,35 @@
           <w:numId w:val="32"/>
         </w:numPr>
       </w:pPr>
-      <w:r>
-        <w:t>B</w:t>
-      </w:r>
-      <w:r>
-        <w:t>.</w:t>
-      </w:r>
-      <w:r>
-        <w:t xml:space="preserve"> A. Ash</w:t>
-      </w:r>
-      <w:r>
-        <w:t>*</w:t>
-      </w:r>
-      <w:r>
-        <w:t xml:space="preserve">, </w:t>
+      <w:proofErr w:type="spellStart"/>
+      <w:r>
+        <w:t>Yiqi</w:t>
+      </w:r>
+      <w:proofErr w:type="spellEnd"/>
+      <w:r>
+        <w:t xml:space="preserve"> Zhao, Martin M. Stein, Fan O. Wu, </w:t>
       </w:r>
       <w:r>
         <w:rPr>
           <w:b/>
           <w:bCs/>
         </w:rPr>
-        <w:t>R</w:t>
-      </w:r>
-      <w:r>
-        <w:rPr>
-          <w:b/>
-          <w:bCs/>
-        </w:rPr>
-        <w:t>.</w:t>
-      </w:r>
-      <w:r>
-        <w:rPr>
-          <w:b/>
-          <w:bCs/>
-        </w:rPr>
-        <w:t xml:space="preserve"> Yanagimoto</w:t>
-      </w:r>
-      <w:r>
-        <w:rPr>
-          <w:b/>
-          <w:bCs/>
-        </w:rPr>
-        <w:t>*</w:t>
-      </w:r>
-      <w:r>
-        <w:t>, M</w:t>
-      </w:r>
-      <w:r>
-        <w:t>.</w:t>
-      </w:r>
-      <w:r>
-        <w:t xml:space="preserve"> M. Sohoni</w:t>
-      </w:r>
-      <w:r>
-        <w:t>*</w:t>
-      </w:r>
-      <w:r>
-        <w:t>, Y</w:t>
-      </w:r>
-      <w:r>
-        <w:t>.</w:t>
-      </w:r>
-      <w:r>
-        <w:t xml:space="preserve"> Xu, Y</w:t>
-      </w:r>
-      <w:r>
-        <w:t>.</w:t>
-      </w:r>
-      <w:r>
-        <w:t xml:space="preserve"> Zhao, M</w:t>
-      </w:r>
-      <w:r>
-        <w:t>.</w:t>
-      </w:r>
-      <w:r>
-        <w:t xml:space="preserve"> M. Stein, F</w:t>
-      </w:r>
-      <w:r>
-        <w:t>.</w:t>
-      </w:r>
-      <w:r>
-        <w:t xml:space="preserve"> O. Wu, M</w:t>
-      </w:r>
-      <w:r>
-        <w:t>.</w:t>
-      </w:r>
-      <w:r>
-        <w:t xml:space="preserve"> Jankowski, L</w:t>
-      </w:r>
-      <w:r>
-        <w:t>.</w:t>
-      </w:r>
-      <w:r>
-        <w:t xml:space="preserve"> G. Wright, T</w:t>
-      </w:r>
-      <w:r>
-        <w:t>.</w:t>
-      </w:r>
-      <w:r>
-        <w:t xml:space="preserve"> Onodera, P</w:t>
-      </w:r>
-      <w:r>
-        <w:t>.</w:t>
-      </w:r>
-      <w:r>
-        <w:t xml:space="preserve"> L. McMahon</w:t>
+        <w:t>Ryotatsu Yanagimoto</w:t>
+      </w:r>
+      <w:r>
+        <w:t>, Benjamin A. Ash, Mandar M. Sohoni, Logan G. Wright, Tatsuhiro Onodera, Peter L. McMahon</w:t>
       </w:r>
       <w:r>
         <w:t>, “</w:t>
       </w:r>
       <w:r>
-        <w:t>Programmable nonlinearity within nanophotonic waveguides</w:t>
+        <w:t>Lithography-free in situ photonic inverse design</w:t>
       </w:r>
       <w:r>
         <w:t xml:space="preserve">”, </w:t>
       </w:r>
       <w:r>
-        <w:t>arXiv:2610.02024</w:t>
+        <w:t>arXiv:2610.10404</w:t>
       </w:r>
       <w:r>
         <w:t>.</w:t>
@@ -1107,79 +1019,101 @@
         </w:numPr>
       </w:pPr>
       <w:r>
-        <w:t>Y</w:t>
+        <w:t>B</w:t>
       </w:r>
       <w:r>
         <w:t>.</w:t>
       </w:r>
       <w:r>
-        <w:t xml:space="preserve"> Liu, K</w:t>
-      </w:r>
-      <w:r>
-        <w:t>.</w:t>
-      </w:r>
-      <w:r>
-        <w:t xml:space="preserve"> Chen, K</w:t>
-      </w:r>
-      <w:r>
-        <w:t>.</w:t>
-      </w:r>
-      <w:r>
-        <w:t xml:space="preserve"> Kim, </w:t>
+        <w:t xml:space="preserve"> A. Ash</w:t>
+      </w:r>
+      <w:r>
+        <w:t>*</w:t>
+      </w:r>
+      <w:r>
+        <w:t xml:space="preserve">, </w:t>
       </w:r>
       <w:r>
         <w:rPr>
           <w:b/>
           <w:bCs/>
         </w:rPr>
-        <w:t>R</w:t>
-      </w:r>
-      <w:r>
-        <w:rPr>
-          <w:b/>
-          <w:bCs/>
-        </w:rPr>
+        <w:t>R. Yanagimoto*</w:t>
+      </w:r>
+      <w:r>
+        <w:t>, M</w:t>
+      </w:r>
+      <w:r>
         <w:t>.</w:t>
       </w:r>
       <w:r>
-        <w:rPr>
-          <w:b/>
-          <w:bCs/>
-        </w:rPr>
-        <w:t xml:space="preserve"> Yanagimoto</w:t>
-      </w:r>
-      <w:r>
-        <w:t>, E</w:t>
+        <w:t xml:space="preserve"> M. Sohoni</w:t>
+      </w:r>
+      <w:r>
+        <w:t>*</w:t>
+      </w:r>
+      <w:r>
+        <w:t>, Y</w:t>
       </w:r>
       <w:r>
         <w:t>.</w:t>
       </w:r>
       <w:r>
-        <w:t xml:space="preserve"> Ng, T</w:t>
+        <w:t xml:space="preserve"> Xu, Y</w:t>
       </w:r>
       <w:r>
         <w:t>.</w:t>
       </w:r>
       <w:r>
-        <w:t xml:space="preserve"> P. McKenna, M</w:t>
+        <w:t xml:space="preserve"> Zhao, M</w:t>
       </w:r>
       <w:r>
         <w:t>.</w:t>
       </w:r>
       <w:r>
-        <w:t xml:space="preserve"> Jankowski</w:t>
+        <w:t xml:space="preserve"> M. Stein, F</w:t>
+      </w:r>
+      <w:r>
+        <w:t>.</w:t>
+      </w:r>
+      <w:r>
+        <w:t xml:space="preserve"> O. Wu, M</w:t>
+      </w:r>
+      <w:r>
+        <w:t>.</w:t>
+      </w:r>
+      <w:r>
+        <w:t xml:space="preserve"> Jankowski, L</w:t>
+      </w:r>
+      <w:r>
+        <w:t>.</w:t>
+      </w:r>
+      <w:r>
+        <w:t xml:space="preserve"> G. Wright, T</w:t>
+      </w:r>
+      <w:r>
+        <w:t>.</w:t>
+      </w:r>
+      <w:r>
+        <w:t xml:space="preserve"> Onodera, P</w:t>
+      </w:r>
+      <w:r>
+        <w:t>.</w:t>
+      </w:r>
+      <w:r>
+        <w:t xml:space="preserve"> L. McMahon</w:t>
       </w:r>
       <w:r>
         <w:t>, “</w:t>
       </w:r>
       <w:r>
-        <w:t>Three-Wave Mixing as a High-Throughput Diagnostic Tool for Nonlinear Waveguides</w:t>
+        <w:t>Programmable nonlinearity within nanophotonic waveguides</w:t>
       </w:r>
       <w:r>
         <w:t xml:space="preserve">”, </w:t>
       </w:r>
       <w:r>
-        <w:t>arXiv:2610.00747</w:t>
+        <w:t>arXiv:2610.02024</w:t>
       </w:r>
       <w:r>
         <w:t>.</w:t>
@@ -1194,6 +1128,27 @@
         </w:numPr>
       </w:pPr>
       <w:r>
+        <w:t>Y</w:t>
+      </w:r>
+      <w:r>
+        <w:t>.</w:t>
+      </w:r>
+      <w:r>
+        <w:t xml:space="preserve"> Liu, K</w:t>
+      </w:r>
+      <w:r>
+        <w:t>.</w:t>
+      </w:r>
+      <w:r>
+        <w:t xml:space="preserve"> Chen, K</w:t>
+      </w:r>
+      <w:r>
+        <w:t>.</w:t>
+      </w:r>
+      <w:r>
+        <w:t xml:space="preserve"> Kim, </w:t>
+      </w:r>
+      <w:r>
         <w:rPr>
           <w:b/>
           <w:bCs/>
@@ -1201,35 +1156,40 @@
         <w:t>R. Yanagimoto</w:t>
       </w:r>
       <w:r>
-        <w:t>*, R. Nehra*, E. Ng, A. Marandi, H. Mabuchi, “</w:t>
-      </w:r>
-      <w:r>
-        <w:t xml:space="preserve">Engineering cubic quantum </w:t>
-      </w:r>
-      <w:proofErr w:type="spellStart"/>
-      <w:r>
-        <w:t>nondemolition</w:t>
-      </w:r>
-      <w:proofErr w:type="spellEnd"/>
-      <w:r>
-        <w:t xml:space="preserve"> </w:t>
-      </w:r>
-      <w:r>
-        <w:t>gate</w:t>
-      </w:r>
-      <w:r>
-        <w:t xml:space="preserve"> with mesoscopic optical parametric interactions</w:t>
+        <w:t>, E</w:t>
+      </w:r>
+      <w:r>
+        <w:t>.</w:t>
+      </w:r>
+      <w:r>
+        <w:t xml:space="preserve"> Ng, T</w:t>
+      </w:r>
+      <w:r>
+        <w:t>.</w:t>
+      </w:r>
+      <w:r>
+        <w:t xml:space="preserve"> P. McKenna, M</w:t>
+      </w:r>
+      <w:r>
+        <w:t>.</w:t>
+      </w:r>
+      <w:r>
+        <w:t xml:space="preserve"> Jankowski</w:t>
+      </w:r>
+      <w:r>
+        <w:t>, “</w:t>
+      </w:r>
+      <w:r>
+        <w:t>Three-Wave Mixing as a High-Throughput Diagnostic Tool for Nonlinear Waveguides</w:t>
       </w:r>
       <w:r>
         <w:t xml:space="preserve">”, </w:t>
       </w:r>
-      <w:proofErr w:type="spellStart"/>
-      <w:r>
-        <w:t>Optica</w:t>
-      </w:r>
-      <w:proofErr w:type="spellEnd"/>
-      <w:r>
-        <w:t xml:space="preserve"> Quantum 4, 478 (2026).</w:t>
+      <w:r>
+        <w:t>arXiv:2610.00747</w:t>
+      </w:r>
+      <w:r>
+        <w:t>.</w:t>
       </w:r>
     </w:p>
     <w:p>
@@ -1241,33 +1201,43 @@
         </w:numPr>
       </w:pPr>
       <w:r>
-        <w:lastRenderedPageBreak/>
-        <w:t xml:space="preserve">Chris Gustin, </w:t>
-      </w:r>
-      <w:r>
         <w:rPr>
           <w:b/>
           <w:bCs/>
         </w:rPr>
-        <w:t>Ryotatsu Yanagimoto</w:t>
-      </w:r>
-      <w:r>
-        <w:t>, Edwin Ng, Hideo Mabuchi</w:t>
-      </w:r>
-      <w:r>
-        <w:t>, “</w:t>
-      </w:r>
-      <w:r>
-        <w:t>Quantum Optical Soliton Dynamics Beyond Linearization: An Open-System Approach</w:t>
+        <w:lastRenderedPageBreak/>
+        <w:t>R. Yanagimoto</w:t>
+      </w:r>
+      <w:r>
+        <w:t>*, R. Nehra*, E. Ng, A. Marandi, H. Mabuchi, “</w:t>
+      </w:r>
+      <w:r>
+        <w:t xml:space="preserve">Engineering cubic quantum </w:t>
+      </w:r>
+      <w:proofErr w:type="spellStart"/>
+      <w:r>
+        <w:t>nondemolition</w:t>
+      </w:r>
+      <w:proofErr w:type="spellEnd"/>
+      <w:r>
+        <w:t xml:space="preserve"> </w:t>
+      </w:r>
+      <w:r>
+        <w:t>gate</w:t>
+      </w:r>
+      <w:r>
+        <w:t xml:space="preserve"> with mesoscopic optical parametric interactions</w:t>
       </w:r>
       <w:r>
         <w:t xml:space="preserve">”, </w:t>
       </w:r>
-      <w:r>
-        <w:t>arXiv:2605.17025</w:t>
-      </w:r>
-      <w:r>
-        <w:t>.</w:t>
+      <w:proofErr w:type="spellStart"/>
+      <w:r>
+        <w:t>Optica</w:t>
+      </w:r>
+      <w:proofErr w:type="spellEnd"/>
+      <w:r>
+        <w:t xml:space="preserve"> Quantum 4, 478 (2026).</w:t>
       </w:r>
     </w:p>
     <w:p>
@@ -1279,7 +1249,7 @@
         </w:numPr>
       </w:pPr>
       <w:r>
-        <w:t xml:space="preserve">Valeria Cimini, Mandar M Sohoni, Federico Presutti, Benjamin K Malia, Shi-Yuan Ma, </w:t>
+        <w:t xml:space="preserve">Chris Gustin, </w:t>
       </w:r>
       <w:r>
         <w:rPr>
@@ -1289,30 +1259,22 @@
         <w:t>Ryotatsu Yanagimoto</w:t>
       </w:r>
       <w:r>
-        <w:t>, Tianyu Wang, Tatsuhiro Onodera, Logan G Wright, Peter L McMahon</w:t>
+        <w:t>, Edwin Ng, Hideo Mabuchi</w:t>
       </w:r>
       <w:r>
         <w:t>, “</w:t>
       </w:r>
       <w:r>
-        <w:t>Large-scale quantum reservoir computing using a Gaussian Boson Sampler</w:t>
+        <w:t>Quantum Optical Soliton Dynamics Beyond Linearization: An Open-System Approach</w:t>
       </w:r>
       <w:r>
         <w:t xml:space="preserve">”, </w:t>
       </w:r>
-      <w:proofErr w:type="spellStart"/>
-      <w:r>
-        <w:t>npj</w:t>
-      </w:r>
-      <w:proofErr w:type="spellEnd"/>
-      <w:r>
-        <w:t xml:space="preserve"> Quantum Information </w:t>
-      </w:r>
-      <w:r>
-        <w:t xml:space="preserve">12, 104 </w:t>
-      </w:r>
-      <w:r>
-        <w:t>(2026).</w:t>
+      <w:r>
+        <w:t>arXiv:2605.17025</w:t>
+      </w:r>
+      <w:r>
+        <w:t>.</w:t>
       </w:r>
     </w:p>
     <w:p>
@@ -1324,7 +1286,7 @@
         </w:numPr>
       </w:pPr>
       <w:r>
-        <w:t xml:space="preserve">Sridhar Prabhu, Saeed A. Khan, Xingrui Song, Mathieu Ouellet, </w:t>
+        <w:t xml:space="preserve">Valeria Cimini, Mandar M Sohoni, Federico Presutti, Benjamin K Malia, Shi-Yuan Ma, </w:t>
       </w:r>
       <w:r>
         <w:rPr>
@@ -1334,22 +1296,30 @@
         <w:t>Ryotatsu Yanagimoto</w:t>
       </w:r>
       <w:r>
-        <w:t>, Saswata Roy, Alen Senanian, Logan G. Wright, Valla Fatemi, Peter L. McMahon</w:t>
+        <w:t>, Tianyu Wang, Tatsuhiro Onodera, Logan G Wright, Peter L McMahon</w:t>
       </w:r>
       <w:r>
         <w:t>, “</w:t>
       </w:r>
       <w:r>
-        <w:t>Quantum computational displacement sensing</w:t>
+        <w:t>Large-scale quantum reservoir computing using a Gaussian Boson Sampler</w:t>
       </w:r>
       <w:r>
         <w:t xml:space="preserve">”, </w:t>
       </w:r>
-      <w:r>
-        <w:t>arXiv:2604.13177</w:t>
-      </w:r>
-      <w:r>
-        <w:t>.</w:t>
+      <w:proofErr w:type="spellStart"/>
+      <w:r>
+        <w:t>npj</w:t>
+      </w:r>
+      <w:proofErr w:type="spellEnd"/>
+      <w:r>
+        <w:t xml:space="preserve"> Quantum Information </w:t>
+      </w:r>
+      <w:r>
+        <w:t xml:space="preserve">12, 104 </w:t>
+      </w:r>
+      <w:r>
+        <w:t>(2026).</w:t>
       </w:r>
     </w:p>
     <w:p>
@@ -1361,41 +1331,29 @@
         </w:numPr>
       </w:pPr>
       <w:r>
-        <w:t xml:space="preserve">Mandar M. Sohoni, Jérémie Laydevant, Mathieu Ouellet, Shi-Yuan Ma, </w:t>
+        <w:t xml:space="preserve">Sridhar Prabhu, Saeed A. Khan, Xingrui Song, Mathieu Ouellet, </w:t>
       </w:r>
       <w:r>
         <w:rPr>
           <w:b/>
           <w:bCs/>
         </w:rPr>
-        <w:t xml:space="preserve">Ryotatsu Yanagimoto, </w:t>
-      </w:r>
-      <w:r>
-        <w:t>Benjamin A. Ash, Tatsuhiro Onodera, Tianyu Wang, Logan G. Wright, Peter L. McMahon</w:t>
+        <w:t>Ryotatsu Yanagimoto</w:t>
+      </w:r>
+      <w:r>
+        <w:t>, Saswata Roy, Alen Senanian, Logan G. Wright, Valla Fatemi, Peter L. McMahon</w:t>
       </w:r>
       <w:r>
         <w:t>, “</w:t>
       </w:r>
       <w:r>
-        <w:t>Ultra-low-light computer vision using trained photon correlations</w:t>
+        <w:t>Quantum computational displacement sensing</w:t>
       </w:r>
       <w:r>
         <w:t xml:space="preserve">”, </w:t>
       </w:r>
       <w:r>
-        <w:t>ar</w:t>
-      </w:r>
-      <w:r>
-        <w:t>X</w:t>
-      </w:r>
-      <w:r>
-        <w:t>iv</w:t>
-      </w:r>
-      <w:r>
-        <w:t>:</w:t>
-      </w:r>
-      <w:r>
-        <w:t>2604.11993</w:t>
+        <w:t>arXiv:2604.13177</w:t>
       </w:r>
       <w:r>
         <w:t>.</w:t>
@@ -1410,32 +1368,44 @@
         </w:numPr>
       </w:pPr>
       <w:r>
-        <w:t xml:space="preserve">Sridhar Prabhu, Vladimir Kremenetski, Saeed A Khan, </w:t>
+        <w:t xml:space="preserve">Mandar M. Sohoni, Jérémie Laydevant, Mathieu Ouellet, Shi-Yuan Ma, </w:t>
       </w:r>
       <w:r>
         <w:rPr>
           <w:b/>
           <w:bCs/>
         </w:rPr>
-        <w:t>Ryotatsu Yanagimoto</w:t>
-      </w:r>
-      <w:r>
-        <w:t>, Peter L McMahon</w:t>
+        <w:t xml:space="preserve">Ryotatsu Yanagimoto, </w:t>
+      </w:r>
+      <w:r>
+        <w:t>Benjamin A. Ash, Tatsuhiro Onodera, Tianyu Wang, Logan G. Wright, Peter L. McMahon</w:t>
       </w:r>
       <w:r>
         <w:t>, “</w:t>
       </w:r>
       <w:r>
-        <w:t>Exponential advantage in quantum sensing of correlated parameters</w:t>
-      </w:r>
-      <w:r>
-        <w:t>”, Quantum 10, 1963</w:t>
-      </w:r>
-      <w:r>
-        <w:t xml:space="preserve"> </w:t>
-      </w:r>
-      <w:r>
-        <w:t>(2026).</w:t>
+        <w:t>Ultra-low-light computer vision using trained photon correlations</w:t>
+      </w:r>
+      <w:r>
+        <w:t xml:space="preserve">”, </w:t>
+      </w:r>
+      <w:r>
+        <w:t>ar</w:t>
+      </w:r>
+      <w:r>
+        <w:t>X</w:t>
+      </w:r>
+      <w:r>
+        <w:t>iv</w:t>
+      </w:r>
+      <w:r>
+        <w:t>:</w:t>
+      </w:r>
+      <w:r>
+        <w:t>2604.11993</w:t>
+      </w:r>
+      <w:r>
+        <w:t>.</w:t>
       </w:r>
     </w:p>
     <w:p>
@@ -1447,7 +1417,7 @@
         </w:numPr>
       </w:pPr>
       <w:r>
-        <w:t xml:space="preserve">Tatsuhiro Onodera, Martin M. Stein, Benjamin A. Ash, Mandar M. Sohoni, Melissa Bosch, </w:t>
+        <w:t xml:space="preserve">Sridhar Prabhu, Vladimir Kremenetski, Saeed A Khan, </w:t>
       </w:r>
       <w:r>
         <w:rPr>
@@ -1457,22 +1427,22 @@
         <w:t>Ryotatsu Yanagimoto</w:t>
       </w:r>
       <w:r>
-        <w:t>, Marc Jankowski, Timothy P. McKenna, Tianyu Wang, Gennady Shvets, Maxim R. Shcherbakov, Logan G. Wright, Peter L. McMahon</w:t>
+        <w:t>, Peter L McMahon</w:t>
       </w:r>
       <w:r>
         <w:t>, “</w:t>
       </w:r>
       <w:r>
-        <w:t>Arbitrary control over multimode wave propagation for machine learning</w:t>
-      </w:r>
-      <w:r>
-        <w:t xml:space="preserve">”, Nature Physics </w:t>
-      </w:r>
-      <w:r>
-        <w:t>22, 164 (2026)</w:t>
-      </w:r>
-      <w:r>
-        <w:t>.</w:t>
+        <w:t>Exponential advantage in quantum sensing of correlated parameters</w:t>
+      </w:r>
+      <w:r>
+        <w:t>”, Quantum 10, 1963</w:t>
+      </w:r>
+      <w:r>
+        <w:t xml:space="preserve"> </w:t>
+      </w:r>
+      <w:r>
+        <w:t>(2026).</w:t>
       </w:r>
     </w:p>
     <w:p>
@@ -1484,6 +1454,9 @@
         </w:numPr>
       </w:pPr>
       <w:r>
+        <w:t xml:space="preserve">Tatsuhiro Onodera, Martin M. Stein, Benjamin A. Ash, Mandar M. Sohoni, Melissa Bosch, </w:t>
+      </w:r>
+      <w:r>
         <w:rPr>
           <w:b/>
           <w:bCs/>
@@ -1491,42 +1464,22 @@
         <w:t>Ryotatsu Yanagimoto</w:t>
       </w:r>
       <w:r>
-        <w:t xml:space="preserve">, Benjamin A. Ash, Mandar M. Sohoni, Martin M. Stein, </w:t>
-      </w:r>
-      <w:proofErr w:type="spellStart"/>
-      <w:r>
-        <w:t>Yiqi</w:t>
-      </w:r>
-      <w:proofErr w:type="spellEnd"/>
-      <w:r>
-        <w:t xml:space="preserve"> Zhao, Federico Presutti, Marc Jankowski, Logan G. Wright, Tatsuhiro Onodera, Peter L. McMahon</w:t>
+        <w:t>, Marc Jankowski, Timothy P. McKenna, Tianyu Wang, Gennady Shvets, Maxim R. Shcherbakov, Logan G. Wright, Peter L. McMahon</w:t>
       </w:r>
       <w:r>
         <w:t>, “</w:t>
       </w:r>
       <w:r>
-        <w:t>Programmable on-chip nonlinear photonics</w:t>
-      </w:r>
-      <w:r>
-        <w:t xml:space="preserve">”, Nature </w:t>
-      </w:r>
-      <w:r>
-        <w:t xml:space="preserve">649, 330 </w:t>
-      </w:r>
-      <w:r>
-        <w:t>(202</w:t>
-      </w:r>
-      <w:r>
-        <w:t>6</w:t>
-      </w:r>
-      <w:r>
-        <w:t>).</w:t>
-      </w:r>
-      <w:r>
-        <w:rPr>
-          <w:lang w:eastAsia="ja-JP"/>
-        </w:rPr>
-        <w:t xml:space="preserve"> </w:t>
+        <w:t>Arbitrary control over multimode wave propagation for machine learning</w:t>
+      </w:r>
+      <w:r>
+        <w:t xml:space="preserve">”, Nature Physics </w:t>
+      </w:r>
+      <w:r>
+        <w:t>22, 164 (2026)</w:t>
+      </w:r>
+      <w:r>
+        <w:t>.</w:t>
       </w:r>
     </w:p>
     <w:p>
@@ -1542,36 +1495,45 @@
           <w:b/>
           <w:bCs/>
         </w:rPr>
-        <w:t>Ryotatsu Yanagimoto*,</w:t>
-      </w:r>
-      <w:r>
-        <w:t xml:space="preserve"> Ouri Karni*, Edwin Ng, Marc Jankowski, Timothy P. Mckenna and Thibault </w:t>
+        <w:t>Ryotatsu Yanagimoto</w:t>
+      </w:r>
+      <w:r>
+        <w:t xml:space="preserve">, Benjamin A. Ash, Mandar M. Sohoni, Martin M. Stein, </w:t>
       </w:r>
       <w:proofErr w:type="spellStart"/>
       <w:r>
-        <w:t>Chervy</w:t>
+        <w:t>Yiqi</w:t>
       </w:r>
       <w:proofErr w:type="spellEnd"/>
       <w:r>
+        <w:t xml:space="preserve"> Zhao, Federico Presutti, Marc Jankowski, Logan G. Wright, Tatsuhiro Onodera, Peter L. McMahon</w:t>
+      </w:r>
+      <w:r>
         <w:t>, “</w:t>
       </w:r>
       <w:r>
-        <w:t>Design and function of a vertical micro-cavity optical parametric oscillator</w:t>
-      </w:r>
-      <w:r>
-        <w:t xml:space="preserve">”, Journal of Physics: Photonics </w:t>
-      </w:r>
-      <w:r>
-        <w:t>7</w:t>
-      </w:r>
-      <w:r>
-        <w:t>,</w:t>
-      </w:r>
-      <w:r>
-        <w:t xml:space="preserve"> 045031</w:t>
-      </w:r>
-      <w:r>
-        <w:t>(2025).</w:t>
+        <w:t>Programmable on-chip nonlinear photonics</w:t>
+      </w:r>
+      <w:r>
+        <w:t xml:space="preserve">”, Nature </w:t>
+      </w:r>
+      <w:r>
+        <w:t xml:space="preserve">649, 330 </w:t>
+      </w:r>
+      <w:r>
+        <w:t>(202</w:t>
+      </w:r>
+      <w:r>
+        <w:t>6</w:t>
+      </w:r>
+      <w:r>
+        <w:t>).</w:t>
+      </w:r>
+      <w:r>
+        <w:rPr>
+          <w:lang w:eastAsia="ja-JP"/>
+        </w:rPr>
+        <w:t xml:space="preserve"> </w:t>
       </w:r>
     </w:p>
     <w:p>
@@ -1583,46 +1545,40 @@
         </w:numPr>
       </w:pPr>
       <w:r>
-        <w:t xml:space="preserve">Chris Gustin*, </w:t>
-      </w:r>
-      <w:r>
         <w:rPr>
           <w:b/>
           <w:bCs/>
         </w:rPr>
-        <w:t>Ryotatsu Yanagimoto</w:t>
-      </w:r>
-      <w:r>
-        <w:t>*</w:t>
-      </w:r>
-      <w:r>
-        <w:t>, Edwin Ng, Tatsuhiro Onodera and Hideo Mabuchi</w:t>
-      </w:r>
+        <w:t>Ryotatsu Yanagimoto*,</w:t>
+      </w:r>
+      <w:r>
+        <w:t xml:space="preserve"> Ouri Karni*, Edwin Ng, Marc Jankowski, Timothy P. Mckenna and Thibault </w:t>
+      </w:r>
+      <w:proofErr w:type="spellStart"/>
+      <w:r>
+        <w:t>Chervy</w:t>
+      </w:r>
+      <w:proofErr w:type="spellEnd"/>
       <w:r>
         <w:t>, “</w:t>
       </w:r>
       <w:r>
-        <w:t>Effective field theories in broadband quantum optics: modeling phase modulation and two-photon loss from cascaded quadratic nonlinearities</w:t>
-      </w:r>
-      <w:r>
-        <w:t xml:space="preserve">”, Quantum Science and Technology </w:t>
-      </w:r>
-      <w:r>
-        <w:rPr>
-          <w:b/>
-          <w:bCs/>
-        </w:rPr>
-        <w:t>10</w:t>
-      </w:r>
-      <w:r>
-        <w:rPr>
-          <w:b/>
-          <w:bCs/>
-        </w:rPr>
-        <w:t xml:space="preserve">, </w:t>
-      </w:r>
-      <w:r>
-        <w:t>025035 (2025).</w:t>
+        <w:t>Design and function of a vertical micro-cavity optical parametric oscillator</w:t>
+      </w:r>
+      <w:r>
+        <w:t xml:space="preserve">”, Journal of Physics: Photonics </w:t>
+      </w:r>
+      <w:r>
+        <w:t>7</w:t>
+      </w:r>
+      <w:r>
+        <w:t>,</w:t>
+      </w:r>
+      <w:r>
+        <w:t xml:space="preserve"> 045031</w:t>
+      </w:r>
+      <w:r>
+        <w:t>(2025).</w:t>
       </w:r>
     </w:p>
     <w:p>
@@ -1634,36 +1590,46 @@
         </w:numPr>
       </w:pPr>
       <w:r>
+        <w:t xml:space="preserve">Chris Gustin*, </w:t>
+      </w:r>
+      <w:r>
         <w:rPr>
           <w:b/>
           <w:bCs/>
         </w:rPr>
-        <w:t>R. Yanagimoto*,</w:t>
-      </w:r>
-      <w:r>
-        <w:t xml:space="preserve"> E. Ng*, M. Jankowski, R. Nehra, T. P. McKenna, T. Onodera, L. G. Wright, R. Hamerly, A. Marandi, M. M. Fejer, H. Mabuchi</w:t>
+        <w:t>Ryotatsu Yanagimoto</w:t>
+      </w:r>
+      <w:r>
+        <w:t>*</w:t>
+      </w:r>
+      <w:r>
+        <w:t>, Edwin Ng, Tatsuhiro Onodera and Hideo Mabuchi</w:t>
       </w:r>
       <w:r>
         <w:t>, “</w:t>
       </w:r>
       <w:r>
-        <w:t>Mesoscopic ultrafast nonlinear optics—The emergence of multimode quantum non-Gaussian physics</w:t>
-      </w:r>
-      <w:r>
-        <w:t xml:space="preserve">”, </w:t>
-      </w:r>
-      <w:r>
-        <w:t xml:space="preserve">Optica </w:t>
+        <w:t>Effective field theories in broadband quantum optics: modeling phase modulation and two-photon loss from cascaded quadratic nonlinearities</w:t>
+      </w:r>
+      <w:r>
+        <w:t xml:space="preserve">”, Quantum Science and Technology </w:t>
       </w:r>
       <w:r>
         <w:rPr>
           <w:b/>
           <w:bCs/>
         </w:rPr>
-        <w:t>11</w:t>
-      </w:r>
-      <w:r>
-        <w:t>, 896 (2024).</w:t>
+        <w:t>10</w:t>
+      </w:r>
+      <w:r>
+        <w:rPr>
+          <w:b/>
+          <w:bCs/>
+        </w:rPr>
+        <w:t xml:space="preserve">, </w:t>
+      </w:r>
+      <w:r>
+        <w:t>025035 (2025).</w:t>
       </w:r>
     </w:p>
     <w:p>
@@ -1675,43 +1641,36 @@
         </w:numPr>
       </w:pPr>
       <w:r>
-        <w:t xml:space="preserve">Marc Jankowski*, </w:t>
-      </w:r>
-      <w:r>
         <w:rPr>
           <w:b/>
           <w:bCs/>
         </w:rPr>
-        <w:t>Ryotatsu Yanagimoto*</w:t>
-      </w:r>
-      <w:r>
-        <w:t>, Edwin Ng, Ryan Hamerly, Timothy P McKenna, Hideo Mabuchi, MM Fejer</w:t>
+        <w:t>R. Yanagimoto*,</w:t>
+      </w:r>
+      <w:r>
+        <w:t xml:space="preserve"> E. Ng*, M. Jankowski, R. Nehra, T. P. McKenna, T. Onodera, L. G. Wright, R. Hamerly, A. Marandi, M. M. Fejer, H. Mabuchi</w:t>
       </w:r>
       <w:r>
         <w:t>, “</w:t>
       </w:r>
       <w:r>
-        <w:t>Ultrafast second-order nonlinear photonics—from classical physics to non-Gaussian quantum dynamics: a tutorial</w:t>
-      </w:r>
-      <w:r>
-        <w:t xml:space="preserve">”, Advances in Optics and Photonics </w:t>
+        <w:t>Mesoscopic ultrafast nonlinear optics—The emergence of multimode quantum non-Gaussian physics</w:t>
+      </w:r>
+      <w:r>
+        <w:t xml:space="preserve">”, </w:t>
+      </w:r>
+      <w:r>
+        <w:t xml:space="preserve">Optica </w:t>
       </w:r>
       <w:r>
         <w:rPr>
           <w:b/>
           <w:bCs/>
         </w:rPr>
-        <w:t>16</w:t>
-      </w:r>
-      <w:r>
-        <w:rPr>
-          <w:b/>
-          <w:bCs/>
-        </w:rPr>
-        <w:t xml:space="preserve">, </w:t>
-      </w:r>
-      <w:r>
-        <w:t>347 (2024).</w:t>
+        <w:t>11</w:t>
+      </w:r>
+      <w:r>
+        <w:t>, 896 (2024).</w:t>
       </w:r>
     </w:p>
     <w:p>
@@ -1724,23 +1683,43 @@
       </w:pPr>
       <w:r>
         <w:lastRenderedPageBreak/>
-        <w:t xml:space="preserve">E. Ng*, </w:t>
+        <w:t xml:space="preserve">Marc Jankowski*, </w:t>
       </w:r>
       <w:r>
         <w:rPr>
           <w:b/>
           <w:bCs/>
         </w:rPr>
-        <w:t>R. Yanagimoto*</w:t>
-      </w:r>
-      <w:r>
-        <w:t>, M. Jankowski, M. M. Fejer, H. Mabuchi, “</w:t>
-      </w:r>
-      <w:r>
-        <w:t>Quantum noise dynamics in nonlinear pulse propagation</w:t>
-      </w:r>
-      <w:r>
-        <w:t>”, arXiv:2307.05464.</w:t>
+        <w:t>Ryotatsu Yanagimoto*</w:t>
+      </w:r>
+      <w:r>
+        <w:t>, Edwin Ng, Ryan Hamerly, Timothy P McKenna, Hideo Mabuchi, MM Fejer</w:t>
+      </w:r>
+      <w:r>
+        <w:t>, “</w:t>
+      </w:r>
+      <w:r>
+        <w:t>Ultrafast second-order nonlinear photonics—from classical physics to non-Gaussian quantum dynamics: a tutorial</w:t>
+      </w:r>
+      <w:r>
+        <w:t xml:space="preserve">”, Advances in Optics and Photonics </w:t>
+      </w:r>
+      <w:r>
+        <w:rPr>
+          <w:b/>
+          <w:bCs/>
+        </w:rPr>
+        <w:t>16</w:t>
+      </w:r>
+      <w:r>
+        <w:rPr>
+          <w:b/>
+          <w:bCs/>
+        </w:rPr>
+        <w:t xml:space="preserve">, </w:t>
+      </w:r>
+      <w:r>
+        <w:t>347 (2024).</w:t>
       </w:r>
     </w:p>
     <w:p>
@@ -1752,44 +1731,23 @@
         </w:numPr>
       </w:pPr>
       <w:r>
+        <w:t xml:space="preserve">E. Ng*, </w:t>
+      </w:r>
+      <w:r>
         <w:rPr>
           <w:b/>
           <w:bCs/>
         </w:rPr>
-        <w:t>R. Yanagimoto</w:t>
-      </w:r>
-      <w:r>
-        <w:t>*, R. Nehra*, R. Hamerly, E. Ng, A. Marandi, H. Mabuchi, “</w:t>
-      </w:r>
-      <w:r>
-        <w:t xml:space="preserve">Quantum </w:t>
-      </w:r>
-      <w:proofErr w:type="spellStart"/>
-      <w:r>
-        <w:t>nondemolition</w:t>
-      </w:r>
-      <w:proofErr w:type="spellEnd"/>
-      <w:r>
-        <w:t xml:space="preserve"> measurements with optical parametric amplifiers for ultrafast universal quantum information processing</w:t>
-      </w:r>
-      <w:r>
-        <w:t xml:space="preserve">”, </w:t>
-      </w:r>
-      <w:r>
-        <w:t xml:space="preserve">PRX Quantum </w:t>
-      </w:r>
-      <w:r>
-        <w:rPr>
-          <w:b/>
-          <w:bCs/>
-        </w:rPr>
-        <w:t>4</w:t>
-      </w:r>
-      <w:r>
-        <w:t>, 010333</w:t>
-      </w:r>
-      <w:r>
-        <w:t xml:space="preserve"> (2023).</w:t>
+        <w:t>R. Yanagimoto*</w:t>
+      </w:r>
+      <w:r>
+        <w:t>, M. Jankowski, M. M. Fejer, H. Mabuchi, “</w:t>
+      </w:r>
+      <w:r>
+        <w:t>Quantum noise dynamics in nonlinear pulse propagation</w:t>
+      </w:r>
+      <w:r>
+        <w:t>”, arXiv:2307.05464.</w:t>
       </w:r>
     </w:p>
     <w:p>
@@ -1808,23 +1766,37 @@
         <w:t>R. Yanagimoto</w:t>
       </w:r>
       <w:r>
-        <w:t>, E. Ng, M. Jankowski, H. Mabuchi, R. Hamerly, “</w:t>
-      </w:r>
-      <w:r>
-        <w:t>Temporal trapping: a route to strong coupling and deterministic optical quantum computation</w:t>
-      </w:r>
-      <w:r>
-        <w:t xml:space="preserve">”, Optica </w:t>
+        <w:t>*, R. Nehra*, R. Hamerly, E. Ng, A. Marandi, H. Mabuchi, “</w:t>
+      </w:r>
+      <w:r>
+        <w:t xml:space="preserve">Quantum </w:t>
+      </w:r>
+      <w:proofErr w:type="spellStart"/>
+      <w:r>
+        <w:t>nondemolition</w:t>
+      </w:r>
+      <w:proofErr w:type="spellEnd"/>
+      <w:r>
+        <w:t xml:space="preserve"> measurements with optical parametric amplifiers for ultrafast universal quantum information processing</w:t>
+      </w:r>
+      <w:r>
+        <w:t xml:space="preserve">”, </w:t>
+      </w:r>
+      <w:r>
+        <w:t xml:space="preserve">PRX Quantum </w:t>
       </w:r>
       <w:r>
         <w:rPr>
           <w:b/>
           <w:bCs/>
         </w:rPr>
-        <w:t>9</w:t>
-      </w:r>
-      <w:r>
-        <w:t>, 1289 (2022).</w:t>
+        <w:t>4</w:t>
+      </w:r>
+      <w:r>
+        <w:t>, 010333</w:t>
+      </w:r>
+      <w:r>
+        <w:t xml:space="preserve"> (2023).</w:t>
       </w:r>
     </w:p>
     <w:p>
@@ -1843,42 +1815,23 @@
         <w:t>R. Yanagimoto</w:t>
       </w:r>
       <w:r>
-        <w:t>*, E. Ng*, A. Yamamura, T. Onodera, L. G. Wright, M. Jankowski, M. M. Fejer, P. L. McMahon, H. Mabuchi, “</w:t>
-      </w:r>
-      <w:r>
-        <w:t>Onset of non-Gaussian quantum physics in pulsed squeezing with mesoscopic fields</w:t>
-      </w:r>
-      <w:r>
-        <w:t xml:space="preserve">”, </w:t>
-      </w:r>
-      <w:r>
-        <w:t>Optica</w:t>
-      </w:r>
-      <w:r>
-        <w:rPr>
-          <w:rFonts w:hint="eastAsia"/>
+        <w:t>, E. Ng, M. Jankowski, H. Mabuchi, R. Hamerly, “</w:t>
+      </w:r>
+      <w:r>
+        <w:t>Temporal trapping: a route to strong coupling and deterministic optical quantum computation</w:t>
+      </w:r>
+      <w:r>
+        <w:t xml:space="preserve">”, Optica </w:t>
+      </w:r>
+      <w:r>
+        <w:rPr>
           <w:b/>
           <w:bCs/>
-          <w:lang w:eastAsia="ja-JP"/>
-        </w:rPr>
-        <w:t xml:space="preserve"> </w:t>
-      </w:r>
-      <w:r>
-        <w:rPr>
-          <w:b/>
-          <w:bCs/>
-          <w:lang w:eastAsia="ja-JP"/>
         </w:rPr>
         <w:t>9</w:t>
       </w:r>
       <w:r>
-        <w:t xml:space="preserve">, </w:t>
-      </w:r>
-      <w:r>
-        <w:t>379</w:t>
-      </w:r>
-      <w:r>
-        <w:t xml:space="preserve"> (2022).</w:t>
+        <w:t>, 1289 (2022).</w:t>
       </w:r>
     </w:p>
     <w:p>
@@ -1897,23 +1850,42 @@
         <w:t>R. Yanagimoto</w:t>
       </w:r>
       <w:r>
-        <w:t>, E. Ng, L. G. Wright, T. Onodera, H. Mabuchi, “</w:t>
-      </w:r>
-      <w:r>
-        <w:t>Efficient simulation of ultrafast quantum nonlinear optics with matrix product states</w:t>
-      </w:r>
-      <w:r>
-        <w:t xml:space="preserve">,” Optica </w:t>
-      </w:r>
-      <w:r>
-        <w:rPr>
+        <w:t>*, E. Ng*, A. Yamamura, T. Onodera, L. G. Wright, M. Jankowski, M. M. Fejer, P. L. McMahon, H. Mabuchi, “</w:t>
+      </w:r>
+      <w:r>
+        <w:t>Onset of non-Gaussian quantum physics in pulsed squeezing with mesoscopic fields</w:t>
+      </w:r>
+      <w:r>
+        <w:t xml:space="preserve">”, </w:t>
+      </w:r>
+      <w:r>
+        <w:t>Optica</w:t>
+      </w:r>
+      <w:r>
+        <w:rPr>
+          <w:rFonts w:hint="eastAsia"/>
           <w:b/>
           <w:bCs/>
-        </w:rPr>
-        <w:t>8</w:t>
-      </w:r>
-      <w:r>
-        <w:t>, 1306 (2021).</w:t>
+          <w:lang w:eastAsia="ja-JP"/>
+        </w:rPr>
+        <w:t xml:space="preserve"> </w:t>
+      </w:r>
+      <w:r>
+        <w:rPr>
+          <w:b/>
+          <w:bCs/>
+          <w:lang w:eastAsia="ja-JP"/>
+        </w:rPr>
+        <w:t>9</w:t>
+      </w:r>
+      <w:r>
+        <w:t xml:space="preserve">, </w:t>
+      </w:r>
+      <w:r>
+        <w:t>379</w:t>
+      </w:r>
+      <w:r>
+        <w:t xml:space="preserve"> (2022).</w:t>
       </w:r>
     </w:p>
     <w:p>
@@ -1929,30 +1901,26 @@
           <w:b/>
           <w:bCs/>
         </w:rPr>
-        <w:t>R. Yanagimoto*</w:t>
-      </w:r>
-      <w:r>
-        <w:t xml:space="preserve">, E. Ng*, T. Onodera, H. Mabuchi, </w:t>
-      </w:r>
-      <w:r>
-        <w:t>“</w:t>
-      </w:r>
-      <w:r>
-        <w:t>Towards an engineering framework for ultrafast quantum nonlinear optics</w:t>
-      </w:r>
-      <w:r>
-        <w:t xml:space="preserve">,” </w:t>
-      </w:r>
-      <w:r>
-        <w:t xml:space="preserve">Proc. SPIE 11684, Ultrafast Phenomena and </w:t>
-      </w:r>
-      <w:proofErr w:type="spellStart"/>
-      <w:r>
-        <w:t>Nanophotonics</w:t>
-      </w:r>
-      <w:proofErr w:type="spellEnd"/>
-      <w:r>
-        <w:t xml:space="preserve"> XXV, 116841D (2021).</w:t>
+        <w:t>R. Yanagimoto</w:t>
+      </w:r>
+      <w:r>
+        <w:t>, E. Ng, L. G. Wright, T. Onodera, H. Mabuchi, “</w:t>
+      </w:r>
+      <w:r>
+        <w:t>Efficient simulation of ultrafast quantum nonlinear optics with matrix product states</w:t>
+      </w:r>
+      <w:r>
+        <w:t xml:space="preserve">,” Optica </w:t>
+      </w:r>
+      <w:r>
+        <w:rPr>
+          <w:b/>
+          <w:bCs/>
+        </w:rPr>
+        <w:t>8</w:t>
+      </w:r>
+      <w:r>
+        <w:t>, 1306 (2021).</w:t>
       </w:r>
     </w:p>
     <w:p>
@@ -1968,30 +1936,30 @@
           <w:b/>
           <w:bCs/>
         </w:rPr>
-        <w:t>R. Yanagimoto</w:t>
-      </w:r>
-      <w:r>
-        <w:t>*, E. Ng*, M. Jankowski, T. Onodera, M. M. Fejer, H. Mabuchi, “</w:t>
-      </w:r>
-      <w:r>
-        <w:t xml:space="preserve">Broadband Parametric </w:t>
+        <w:t>R. Yanagimoto*</w:t>
+      </w:r>
+      <w:r>
+        <w:t xml:space="preserve">, E. Ng*, T. Onodera, H. Mabuchi, </w:t>
+      </w:r>
+      <w:r>
+        <w:t>“</w:t>
+      </w:r>
+      <w:r>
+        <w:t>Towards an engineering framework for ultrafast quantum nonlinear optics</w:t>
+      </w:r>
+      <w:r>
+        <w:t xml:space="preserve">,” </w:t>
+      </w:r>
+      <w:r>
+        <w:t xml:space="preserve">Proc. SPIE 11684, Ultrafast Phenomena and </w:t>
       </w:r>
       <w:proofErr w:type="spellStart"/>
       <w:r>
-        <w:t>Downconversion</w:t>
+        <w:t>Nanophotonics</w:t>
       </w:r>
       <w:proofErr w:type="spellEnd"/>
       <w:r>
-        <w:t xml:space="preserve"> as a Discrete-Continuum Fano Interaction</w:t>
-      </w:r>
-      <w:r>
-        <w:t xml:space="preserve">,” </w:t>
-      </w:r>
-      <w:r>
-        <w:t>arXiv:2009.01457</w:t>
-      </w:r>
-      <w:r>
-        <w:t>.</w:t>
+        <w:t xml:space="preserve"> XXV, 116841D (2021).</w:t>
       </w:r>
     </w:p>
     <w:p>
@@ -2010,83 +1978,27 @@
         <w:t>R. Yanagimoto</w:t>
       </w:r>
       <w:r>
-        <w:rPr>
-          <w:b/>
-          <w:bCs/>
-        </w:rPr>
-        <w:t>*</w:t>
-      </w:r>
-      <w:r>
-        <w:rPr>
-          <w:b/>
-          <w:bCs/>
-        </w:rPr>
-        <w:t>,</w:t>
-      </w:r>
-      <w:r>
-        <w:t xml:space="preserve"> T. Onodera</w:t>
-      </w:r>
-      <w:r>
-        <w:t>*</w:t>
-      </w:r>
-      <w:r>
-        <w:t xml:space="preserve">, E. Ng, L. G. Wright, </w:t>
-      </w:r>
-      <w:r>
-        <w:t xml:space="preserve">P. L. McMahon, </w:t>
-      </w:r>
-      <w:r>
-        <w:t xml:space="preserve">H. Mabuchi, </w:t>
-      </w:r>
-      <w:r>
-        <w:t>“Engineering a Kerr-based Deterministic Cubic Phase Gate via Gaussian Operations</w:t>
-      </w:r>
-      <w:r>
-        <w:t xml:space="preserve">," </w:t>
-      </w:r>
-      <w:r>
-        <w:t>Phys</w:t>
-      </w:r>
-      <w:r>
-        <w:t>ical</w:t>
-      </w:r>
-      <w:r>
-        <w:t xml:space="preserve"> Rev</w:t>
-      </w:r>
-      <w:r>
-        <w:t>iew</w:t>
-      </w:r>
-      <w:r>
-        <w:t xml:space="preserve"> </w:t>
-      </w:r>
-      <w:r>
-        <w:t>Letters</w:t>
-      </w:r>
-      <w:r>
-        <w:t xml:space="preserve"> </w:t>
-      </w:r>
-      <w:r>
-        <w:rPr>
-          <w:b/>
-          <w:bCs/>
-        </w:rPr>
-        <w:t>12</w:t>
-      </w:r>
-      <w:r>
-        <w:rPr>
-          <w:b/>
-          <w:bCs/>
-        </w:rPr>
-        <w:t>4</w:t>
-      </w:r>
-      <w:r>
-        <w:t xml:space="preserve">, </w:t>
-      </w:r>
-      <w:r>
-        <w:t>240503</w:t>
-      </w:r>
-      <w:r>
-        <w:t xml:space="preserve"> (2020).</w:t>
+        <w:t>*, E. Ng*, M. Jankowski, T. Onodera, M. M. Fejer, H. Mabuchi, “</w:t>
+      </w:r>
+      <w:r>
+        <w:t xml:space="preserve">Broadband Parametric </w:t>
+      </w:r>
+      <w:proofErr w:type="spellStart"/>
+      <w:r>
+        <w:t>Downconversion</w:t>
+      </w:r>
+      <w:proofErr w:type="spellEnd"/>
+      <w:r>
+        <w:t xml:space="preserve"> as a Discrete-Continuum Fano Interaction</w:t>
+      </w:r>
+      <w:r>
+        <w:t xml:space="preserve">,” </w:t>
+      </w:r>
+      <w:r>
+        <w:t>arXiv:2009.01457</w:t>
+      </w:r>
+      <w:r>
+        <w:t>.</w:t>
       </w:r>
     </w:p>
     <w:p>
@@ -2102,32 +2014,86 @@
           <w:b/>
           <w:bCs/>
         </w:rPr>
-        <w:t>R. Yanagimoto,</w:t>
-      </w:r>
-      <w:r>
-        <w:t xml:space="preserve"> E. Ng, T. Onodera, H. Mabuchi, “</w:t>
-      </w:r>
-      <w:r>
-        <w:t>Adiabatic Fock-state-generation scheme using Kerr nonlinearity</w:t>
-      </w:r>
-      <w:r>
-        <w:t xml:space="preserve">," Physical Review A </w:t>
+        <w:t>R. Yanagimoto</w:t>
       </w:r>
       <w:r>
         <w:rPr>
           <w:b/>
           <w:bCs/>
         </w:rPr>
-        <w:t>100,</w:t>
-      </w:r>
-      <w:r>
-        <w:t xml:space="preserve"> 033822</w:t>
-      </w:r>
-      <w:r>
-        <w:t xml:space="preserve"> (2019)</w:t>
-      </w:r>
-      <w:r>
-        <w:t>.</w:t>
+        <w:t>*</w:t>
+      </w:r>
+      <w:r>
+        <w:rPr>
+          <w:b/>
+          <w:bCs/>
+        </w:rPr>
+        <w:t>,</w:t>
+      </w:r>
+      <w:r>
+        <w:t xml:space="preserve"> T. Onodera</w:t>
+      </w:r>
+      <w:r>
+        <w:t>*</w:t>
+      </w:r>
+      <w:r>
+        <w:t xml:space="preserve">, E. Ng, L. G. Wright, </w:t>
+      </w:r>
+      <w:r>
+        <w:t xml:space="preserve">P. L. McMahon, </w:t>
+      </w:r>
+      <w:r>
+        <w:t xml:space="preserve">H. Mabuchi, </w:t>
+      </w:r>
+      <w:r>
+        <w:t>“Engineering a Kerr-based Deterministic Cubic Phase Gate via Gaussian Operations</w:t>
+      </w:r>
+      <w:r>
+        <w:t xml:space="preserve">," </w:t>
+      </w:r>
+      <w:r>
+        <w:t>Phys</w:t>
+      </w:r>
+      <w:r>
+        <w:t>ical</w:t>
+      </w:r>
+      <w:r>
+        <w:t xml:space="preserve"> Rev</w:t>
+      </w:r>
+      <w:r>
+        <w:t>iew</w:t>
+      </w:r>
+      <w:r>
+        <w:t xml:space="preserve"> </w:t>
+      </w:r>
+      <w:r>
+        <w:t>Letters</w:t>
+      </w:r>
+      <w:r>
+        <w:t xml:space="preserve"> </w:t>
+      </w:r>
+      <w:r>
+        <w:rPr>
+          <w:b/>
+          <w:bCs/>
+        </w:rPr>
+        <w:t>12</w:t>
+      </w:r>
+      <w:r>
+        <w:rPr>
+          <w:b/>
+          <w:bCs/>
+        </w:rPr>
+        <w:t>4</w:t>
+      </w:r>
+      <w:r>
+        <w:t xml:space="preserve">, </w:t>
+      </w:r>
+      <w:r>
+        <w:t>240503</w:t>
+      </w:r>
+      <w:r>
+        <w:t xml:space="preserve"> (2020).</w:t>
       </w:r>
     </w:p>
     <w:p>
@@ -2146,13 +2112,26 @@
         <w:t>R. Yanagimoto,</w:t>
       </w:r>
       <w:r>
-        <w:t xml:space="preserve"> P. L. McMahon, E. Ng, T. Onodera, H. Mabuchi, “</w:t>
-      </w:r>
-      <w:r>
-        <w:t>Embedding entanglement generation within a measurement-feedback coherent Ising machine</w:t>
-      </w:r>
-      <w:r>
-        <w:t>," arXiv:1906.04902 (2019)</w:t>
+        <w:t xml:space="preserve"> E. Ng, T. Onodera, H. Mabuchi, “</w:t>
+      </w:r>
+      <w:r>
+        <w:t>Adiabatic Fock-state-generation scheme using Kerr nonlinearity</w:t>
+      </w:r>
+      <w:r>
+        <w:t xml:space="preserve">," Physical Review A </w:t>
+      </w:r>
+      <w:r>
+        <w:rPr>
+          <w:b/>
+          <w:bCs/>
+        </w:rPr>
+        <w:t>100,</w:t>
+      </w:r>
+      <w:r>
+        <w:t xml:space="preserve"> 033822</w:t>
+      </w:r>
+      <w:r>
+        <w:t xml:space="preserve"> (2019)</w:t>
       </w:r>
       <w:r>
         <w:t>.</w:t>
@@ -2167,63 +2146,23 @@
         </w:numPr>
       </w:pPr>
       <w:r>
-        <w:t>N</w:t>
-      </w:r>
-      <w:r>
-        <w:t>.</w:t>
-      </w:r>
-      <w:r>
-        <w:t xml:space="preserve"> Nemitz, A</w:t>
-      </w:r>
-      <w:r>
-        <w:t xml:space="preserve">. </w:t>
-      </w:r>
-      <w:r>
-        <w:t>A</w:t>
-      </w:r>
-      <w:r>
-        <w:t>.</w:t>
-      </w:r>
-      <w:r>
-        <w:t xml:space="preserve"> Jørgensen, </w:t>
-      </w:r>
-      <w:r>
         <w:rPr>
           <w:b/>
           <w:bCs/>
         </w:rPr>
-        <w:t>R Yanagimoto</w:t>
-      </w:r>
-      <w:r>
-        <w:t>, F</w:t>
+        <w:t>R. Yanagimoto,</w:t>
+      </w:r>
+      <w:r>
+        <w:t xml:space="preserve"> P. L. McMahon, E. Ng, T. Onodera, H. Mabuchi, “</w:t>
+      </w:r>
+      <w:r>
+        <w:t>Embedding entanglement generation within a measurement-feedback coherent Ising machine</w:t>
+      </w:r>
+      <w:r>
+        <w:t>," arXiv:1906.04902 (2019)</w:t>
       </w:r>
       <w:r>
         <w:t>.</w:t>
-      </w:r>
-      <w:r>
-        <w:t xml:space="preserve"> Bregolin, H</w:t>
-      </w:r>
-      <w:r>
-        <w:t>.</w:t>
-      </w:r>
-      <w:r>
-        <w:t xml:space="preserve"> Katori, "Modeling light shifts in optical lattice clocks," Physical Review A </w:t>
-      </w:r>
-      <w:r>
-        <w:rPr>
-          <w:b/>
-          <w:bCs/>
-        </w:rPr>
-        <w:t>99</w:t>
-      </w:r>
-      <w:r>
-        <w:t>, 033424 (2019)</w:t>
-      </w:r>
-      <w:r>
-        <w:t>.</w:t>
-      </w:r>
-      <w:r>
-        <w:t xml:space="preserve"> (Editors’ suggestion)</w:t>
       </w:r>
     </w:p>
     <w:p>
@@ -2235,55 +2174,63 @@
         </w:numPr>
       </w:pPr>
       <w:r>
-        <w:t>D</w:t>
+        <w:t>N</w:t>
       </w:r>
       <w:r>
         <w:t>.</w:t>
       </w:r>
       <w:r>
-        <w:t xml:space="preserve"> B. S.</w:t>
-      </w:r>
-      <w:r>
-        <w:t xml:space="preserve"> Soh, </w:t>
+        <w:t xml:space="preserve"> Nemitz, A</w:t>
+      </w:r>
+      <w:r>
+        <w:t xml:space="preserve">. </w:t>
+      </w:r>
+      <w:r>
+        <w:t>A</w:t>
+      </w:r>
+      <w:r>
+        <w:t>.</w:t>
+      </w:r>
+      <w:r>
+        <w:t xml:space="preserve"> Jørgensen, </w:t>
       </w:r>
       <w:r>
         <w:rPr>
           <w:b/>
           <w:bCs/>
         </w:rPr>
-        <w:t>R</w:t>
+        <w:t>R Yanagimoto</w:t>
+      </w:r>
+      <w:r>
+        <w:t>, F</w:t>
+      </w:r>
+      <w:r>
+        <w:t>.</w:t>
+      </w:r>
+      <w:r>
+        <w:t xml:space="preserve"> Bregolin, H</w:t>
+      </w:r>
+      <w:r>
+        <w:t>.</w:t>
+      </w:r>
+      <w:r>
+        <w:t xml:space="preserve"> Katori, "Modeling light shifts in optical lattice clocks," Physical Review A </w:t>
       </w:r>
       <w:r>
         <w:rPr>
           <w:b/>
           <w:bCs/>
         </w:rPr>
+        <w:t>99</w:t>
+      </w:r>
+      <w:r>
+        <w:t>, 033424 (2019)</w:t>
+      </w:r>
+      <w:r>
         <w:t>.</w:t>
       </w:r>
       <w:r>
-        <w:rPr>
-          <w:b/>
-          <w:bCs/>
-        </w:rPr>
-        <w:t xml:space="preserve"> Yanagimoto</w:t>
-      </w:r>
-      <w:r>
-        <w:t>, E</w:t>
-      </w:r>
-      <w:r>
-        <w:t>.</w:t>
-      </w:r>
-      <w:r>
-        <w:t xml:space="preserve"> Chatterjee, H</w:t>
-      </w:r>
-      <w:r>
-        <w:t>.</w:t>
-      </w:r>
-      <w:r>
-        <w:t xml:space="preserve"> Mabuchi, “Nonlinear optical response of a local surface plasmon coupled to a 2D material”, arXiv:1902.06943 (2019)</w:t>
-      </w:r>
-      <w:r>
-        <w:t>.</w:t>
+        <w:t xml:space="preserve"> (Editors’ suggestion)</w:t>
       </w:r>
     </w:p>
     <w:p>
@@ -2295,6 +2242,66 @@
         </w:numPr>
       </w:pPr>
       <w:r>
+        <w:t>D</w:t>
+      </w:r>
+      <w:r>
+        <w:t>.</w:t>
+      </w:r>
+      <w:r>
+        <w:t xml:space="preserve"> B. S.</w:t>
+      </w:r>
+      <w:r>
+        <w:t xml:space="preserve"> Soh, </w:t>
+      </w:r>
+      <w:r>
+        <w:rPr>
+          <w:b/>
+          <w:bCs/>
+        </w:rPr>
+        <w:t>R</w:t>
+      </w:r>
+      <w:r>
+        <w:rPr>
+          <w:b/>
+          <w:bCs/>
+        </w:rPr>
+        <w:t>.</w:t>
+      </w:r>
+      <w:r>
+        <w:rPr>
+          <w:b/>
+          <w:bCs/>
+        </w:rPr>
+        <w:t xml:space="preserve"> Yanagimoto</w:t>
+      </w:r>
+      <w:r>
+        <w:t>, E</w:t>
+      </w:r>
+      <w:r>
+        <w:t>.</w:t>
+      </w:r>
+      <w:r>
+        <w:t xml:space="preserve"> Chatterjee, H</w:t>
+      </w:r>
+      <w:r>
+        <w:t>.</w:t>
+      </w:r>
+      <w:r>
+        <w:t xml:space="preserve"> Mabuchi, “Nonlinear optical response of a local surface plasmon coupled to a 2D material”, arXiv:1902.06943 (2019)</w:t>
+      </w:r>
+      <w:r>
+        <w:t>.</w:t>
+      </w:r>
+    </w:p>
+    <w:p>
+      <w:pPr>
+        <w:pStyle w:val="ListParagraph"/>
+        <w:numPr>
+          <w:ilvl w:val="0"/>
+          <w:numId w:val="32"/>
+        </w:numPr>
+      </w:pPr>
+      <w:r>
         <w:rPr>
           <w:b/>
           <w:bCs/>
@@ -2365,6 +2372,7 @@
         <w:spacing w:line="276" w:lineRule="auto"/>
       </w:pPr>
       <w:r>
+        <w:lastRenderedPageBreak/>
         <w:t xml:space="preserve">Honors and </w:t>
       </w:r>
       <w:r>
@@ -2497,7 +2505,6 @@
           <w:i/>
           <w:iCs/>
         </w:rPr>
-        <w:lastRenderedPageBreak/>
         <w:t xml:space="preserve">Fellowship from </w:t>
       </w:r>
       <w:proofErr w:type="spellStart"/>

--- a/files/cv.docx
+++ b/files/cv.docx
@@ -976,13 +976,8 @@
           <w:numId w:val="32"/>
         </w:numPr>
       </w:pPr>
-      <w:proofErr w:type="spellStart"/>
-      <w:r>
-        <w:t>Yiqi</w:t>
-      </w:r>
-      <w:proofErr w:type="spellEnd"/>
-      <w:r>
-        <w:t xml:space="preserve"> Zhao, Martin M. Stein, Fan O. Wu, </w:t>
+      <w:r>
+        <w:t xml:space="preserve">Federico Presutti, </w:t>
       </w:r>
       <w:r>
         <w:rPr>
@@ -992,19 +987,21 @@
         <w:t>Ryotatsu Yanagimoto</w:t>
       </w:r>
       <w:r>
-        <w:t>, Benjamin A. Ash, Mandar M. Sohoni, Logan G. Wright, Tatsuhiro Onodera, Peter L. McMahon</w:t>
-      </w:r>
-      <w:r>
         <w:t>, “</w:t>
       </w:r>
       <w:r>
-        <w:t>Lithography-free in situ photonic inverse design</w:t>
-      </w:r>
+        <w:t xml:space="preserve">Confinement of hybridized light modes in nonlinear-optical </w:t>
+      </w:r>
+      <w:proofErr w:type="spellStart"/>
+      <w:r>
+        <w:t>superpotentials</w:t>
+      </w:r>
+      <w:proofErr w:type="spellEnd"/>
       <w:r>
         <w:t xml:space="preserve">”, </w:t>
       </w:r>
       <w:r>
-        <w:t>arXiv:2610.10404</w:t>
+        <w:t>arXiv:2610.31643</w:t>
       </w:r>
       <w:r>
         <w:t>.</w:t>
@@ -1019,101 +1016,29 @@
         </w:numPr>
       </w:pPr>
       <w:r>
-        <w:t>B</w:t>
-      </w:r>
-      <w:r>
-        <w:t>.</w:t>
-      </w:r>
-      <w:r>
-        <w:t xml:space="preserve"> A. Ash</w:t>
-      </w:r>
-      <w:r>
-        <w:t>*</w:t>
-      </w:r>
-      <w:r>
-        <w:t xml:space="preserve">, </w:t>
+        <w:t xml:space="preserve">Yiqi Zhao, Martin M. Stein, Fan O. Wu, </w:t>
       </w:r>
       <w:r>
         <w:rPr>
           <w:b/>
           <w:bCs/>
         </w:rPr>
-        <w:t>R. Yanagimoto*</w:t>
-      </w:r>
-      <w:r>
-        <w:t>, M</w:t>
-      </w:r>
-      <w:r>
-        <w:t>.</w:t>
-      </w:r>
-      <w:r>
-        <w:t xml:space="preserve"> M. Sohoni</w:t>
-      </w:r>
-      <w:r>
-        <w:t>*</w:t>
-      </w:r>
-      <w:r>
-        <w:t>, Y</w:t>
-      </w:r>
-      <w:r>
-        <w:t>.</w:t>
-      </w:r>
-      <w:r>
-        <w:t xml:space="preserve"> Xu, Y</w:t>
-      </w:r>
-      <w:r>
-        <w:t>.</w:t>
-      </w:r>
-      <w:r>
-        <w:t xml:space="preserve"> Zhao, M</w:t>
-      </w:r>
-      <w:r>
-        <w:t>.</w:t>
-      </w:r>
-      <w:r>
-        <w:t xml:space="preserve"> M. Stein, F</w:t>
-      </w:r>
-      <w:r>
-        <w:t>.</w:t>
-      </w:r>
-      <w:r>
-        <w:t xml:space="preserve"> O. Wu, M</w:t>
-      </w:r>
-      <w:r>
-        <w:t>.</w:t>
-      </w:r>
-      <w:r>
-        <w:t xml:space="preserve"> Jankowski, L</w:t>
-      </w:r>
-      <w:r>
-        <w:t>.</w:t>
-      </w:r>
-      <w:r>
-        <w:t xml:space="preserve"> G. Wright, T</w:t>
-      </w:r>
-      <w:r>
-        <w:t>.</w:t>
-      </w:r>
-      <w:r>
-        <w:t xml:space="preserve"> Onodera, P</w:t>
-      </w:r>
-      <w:r>
-        <w:t>.</w:t>
-      </w:r>
-      <w:r>
-        <w:t xml:space="preserve"> L. McMahon</w:t>
+        <w:t>Ryotatsu Yanagimoto</w:t>
+      </w:r>
+      <w:r>
+        <w:t>, Benjamin A. Ash, Mandar M. Sohoni, Logan G. Wright, Tatsuhiro Onodera, Peter L. McMahon</w:t>
       </w:r>
       <w:r>
         <w:t>, “</w:t>
       </w:r>
       <w:r>
-        <w:t>Programmable nonlinearity within nanophotonic waveguides</w:t>
+        <w:t>Lithography-free in situ photonic inverse design</w:t>
       </w:r>
       <w:r>
         <w:t xml:space="preserve">”, </w:t>
       </w:r>
       <w:r>
-        <w:t>arXiv:2610.02024</w:t>
+        <w:t>arXiv:2610.10404</w:t>
       </w:r>
       <w:r>
         <w:t>.</w:t>
@@ -1128,65 +1053,101 @@
         </w:numPr>
       </w:pPr>
       <w:r>
-        <w:t>Y</w:t>
+        <w:t>B</w:t>
       </w:r>
       <w:r>
         <w:t>.</w:t>
       </w:r>
       <w:r>
-        <w:t xml:space="preserve"> Liu, K</w:t>
-      </w:r>
-      <w:r>
-        <w:t>.</w:t>
-      </w:r>
-      <w:r>
-        <w:t xml:space="preserve"> Chen, K</w:t>
-      </w:r>
-      <w:r>
-        <w:t>.</w:t>
-      </w:r>
-      <w:r>
-        <w:t xml:space="preserve"> Kim, </w:t>
+        <w:t xml:space="preserve"> A. Ash</w:t>
+      </w:r>
+      <w:r>
+        <w:t>*</w:t>
+      </w:r>
+      <w:r>
+        <w:t xml:space="preserve">, </w:t>
       </w:r>
       <w:r>
         <w:rPr>
           <w:b/>
           <w:bCs/>
         </w:rPr>
-        <w:t>R. Yanagimoto</w:t>
-      </w:r>
-      <w:r>
-        <w:t>, E</w:t>
+        <w:t>R. Yanagimoto*</w:t>
+      </w:r>
+      <w:r>
+        <w:t>, M</w:t>
       </w:r>
       <w:r>
         <w:t>.</w:t>
       </w:r>
       <w:r>
-        <w:t xml:space="preserve"> Ng, T</w:t>
+        <w:t xml:space="preserve"> M. Sohoni</w:t>
+      </w:r>
+      <w:r>
+        <w:t>*</w:t>
+      </w:r>
+      <w:r>
+        <w:t>, Y</w:t>
       </w:r>
       <w:r>
         <w:t>.</w:t>
       </w:r>
       <w:r>
-        <w:t xml:space="preserve"> P. McKenna, M</w:t>
+        <w:t xml:space="preserve"> Xu, Y</w:t>
       </w:r>
       <w:r>
         <w:t>.</w:t>
       </w:r>
       <w:r>
-        <w:t xml:space="preserve"> Jankowski</w:t>
+        <w:t xml:space="preserve"> Zhao, M</w:t>
+      </w:r>
+      <w:r>
+        <w:t>.</w:t>
+      </w:r>
+      <w:r>
+        <w:t xml:space="preserve"> M. Stein, F</w:t>
+      </w:r>
+      <w:r>
+        <w:t>.</w:t>
+      </w:r>
+      <w:r>
+        <w:t xml:space="preserve"> O. Wu, M</w:t>
+      </w:r>
+      <w:r>
+        <w:t>.</w:t>
+      </w:r>
+      <w:r>
+        <w:t xml:space="preserve"> Jankowski, L</w:t>
+      </w:r>
+      <w:r>
+        <w:t>.</w:t>
+      </w:r>
+      <w:r>
+        <w:t xml:space="preserve"> G. Wright, T</w:t>
+      </w:r>
+      <w:r>
+        <w:t>.</w:t>
+      </w:r>
+      <w:r>
+        <w:t xml:space="preserve"> Onodera, P</w:t>
+      </w:r>
+      <w:r>
+        <w:t>.</w:t>
+      </w:r>
+      <w:r>
+        <w:t xml:space="preserve"> L. McMahon</w:t>
       </w:r>
       <w:r>
         <w:t>, “</w:t>
       </w:r>
       <w:r>
-        <w:t>Three-Wave Mixing as a High-Throughput Diagnostic Tool for Nonlinear Waveguides</w:t>
+        <w:t>Programmable nonlinearity within nanophotonic waveguides</w:t>
       </w:r>
       <w:r>
         <w:t xml:space="preserve">”, </w:t>
       </w:r>
       <w:r>
-        <w:t>arXiv:2610.00747</w:t>
+        <w:t>arXiv:2610.02024</w:t>
       </w:r>
       <w:r>
         <w:t>.</w:t>
@@ -1201,43 +1162,69 @@
         </w:numPr>
       </w:pPr>
       <w:r>
+        <w:lastRenderedPageBreak/>
+        <w:t>Y</w:t>
+      </w:r>
+      <w:r>
+        <w:t>.</w:t>
+      </w:r>
+      <w:r>
+        <w:t xml:space="preserve"> Liu, K</w:t>
+      </w:r>
+      <w:r>
+        <w:t>.</w:t>
+      </w:r>
+      <w:r>
+        <w:t xml:space="preserve"> Chen, K</w:t>
+      </w:r>
+      <w:r>
+        <w:t>.</w:t>
+      </w:r>
+      <w:r>
+        <w:t xml:space="preserve"> Kim, </w:t>
+      </w:r>
+      <w:r>
         <w:rPr>
           <w:b/>
           <w:bCs/>
         </w:rPr>
-        <w:lastRenderedPageBreak/>
         <w:t>R. Yanagimoto</w:t>
       </w:r>
       <w:r>
-        <w:t>*, R. Nehra*, E. Ng, A. Marandi, H. Mabuchi, “</w:t>
-      </w:r>
-      <w:r>
-        <w:t xml:space="preserve">Engineering cubic quantum </w:t>
-      </w:r>
-      <w:proofErr w:type="spellStart"/>
-      <w:r>
-        <w:t>nondemolition</w:t>
-      </w:r>
-      <w:proofErr w:type="spellEnd"/>
-      <w:r>
-        <w:t xml:space="preserve"> </w:t>
-      </w:r>
-      <w:r>
-        <w:t>gate</w:t>
-      </w:r>
-      <w:r>
-        <w:t xml:space="preserve"> with mesoscopic optical parametric interactions</w:t>
+        <w:t>, E</w:t>
+      </w:r>
+      <w:r>
+        <w:t>.</w:t>
+      </w:r>
+      <w:r>
+        <w:t xml:space="preserve"> Ng, T</w:t>
+      </w:r>
+      <w:r>
+        <w:t>.</w:t>
+      </w:r>
+      <w:r>
+        <w:t xml:space="preserve"> P. McKenna, M</w:t>
+      </w:r>
+      <w:r>
+        <w:t>.</w:t>
+      </w:r>
+      <w:r>
+        <w:t xml:space="preserve"> Jankowski</w:t>
+      </w:r>
+      <w:r>
+        <w:t>, “</w:t>
+      </w:r>
+      <w:r>
+        <w:t>Three-Wave Mixing as a High-Throughput Diagnostic Tool for Nonlinear Waveguides</w:t>
       </w:r>
       <w:r>
         <w:t xml:space="preserve">”, </w:t>
       </w:r>
-      <w:proofErr w:type="spellStart"/>
-      <w:r>
-        <w:t>Optica</w:t>
-      </w:r>
-      <w:proofErr w:type="spellEnd"/>
-      <w:r>
-        <w:t xml:space="preserve"> Quantum 4, 478 (2026).</w:t>
+      <w:r>
+        <w:t>arXiv:2610.00747</w:t>
+      </w:r>
+      <w:r>
+        <w:t>.</w:t>
       </w:r>
     </w:p>
     <w:p>
@@ -1249,32 +1236,42 @@
         </w:numPr>
       </w:pPr>
       <w:r>
-        <w:t xml:space="preserve">Chris Gustin, </w:t>
-      </w:r>
-      <w:r>
         <w:rPr>
           <w:b/>
           <w:bCs/>
         </w:rPr>
-        <w:t>Ryotatsu Yanagimoto</w:t>
-      </w:r>
-      <w:r>
-        <w:t>, Edwin Ng, Hideo Mabuchi</w:t>
-      </w:r>
-      <w:r>
-        <w:t>, “</w:t>
-      </w:r>
-      <w:r>
-        <w:t>Quantum Optical Soliton Dynamics Beyond Linearization: An Open-System Approach</w:t>
+        <w:t>R. Yanagimoto</w:t>
+      </w:r>
+      <w:r>
+        <w:t>*, R. Nehra*, E. Ng, A. Marandi, H. Mabuchi, “</w:t>
+      </w:r>
+      <w:r>
+        <w:t xml:space="preserve">Engineering cubic quantum </w:t>
+      </w:r>
+      <w:proofErr w:type="spellStart"/>
+      <w:r>
+        <w:t>nondemolition</w:t>
+      </w:r>
+      <w:proofErr w:type="spellEnd"/>
+      <w:r>
+        <w:t xml:space="preserve"> </w:t>
+      </w:r>
+      <w:r>
+        <w:t>gate</w:t>
+      </w:r>
+      <w:r>
+        <w:t xml:space="preserve"> with mesoscopic optical parametric interactions</w:t>
       </w:r>
       <w:r>
         <w:t xml:space="preserve">”, </w:t>
       </w:r>
-      <w:r>
-        <w:t>arXiv:2605.17025</w:t>
-      </w:r>
-      <w:r>
-        <w:t>.</w:t>
+      <w:proofErr w:type="spellStart"/>
+      <w:r>
+        <w:t>Optica</w:t>
+      </w:r>
+      <w:proofErr w:type="spellEnd"/>
+      <w:r>
+        <w:t xml:space="preserve"> Quantum 4, 478 (2026).</w:t>
       </w:r>
     </w:p>
     <w:p>
@@ -1286,7 +1283,7 @@
         </w:numPr>
       </w:pPr>
       <w:r>
-        <w:t xml:space="preserve">Valeria Cimini, Mandar M Sohoni, Federico Presutti, Benjamin K Malia, Shi-Yuan Ma, </w:t>
+        <w:t xml:space="preserve">Chris Gustin, </w:t>
       </w:r>
       <w:r>
         <w:rPr>
@@ -1296,30 +1293,22 @@
         <w:t>Ryotatsu Yanagimoto</w:t>
       </w:r>
       <w:r>
-        <w:t>, Tianyu Wang, Tatsuhiro Onodera, Logan G Wright, Peter L McMahon</w:t>
+        <w:t>, Edwin Ng, Hideo Mabuchi</w:t>
       </w:r>
       <w:r>
         <w:t>, “</w:t>
       </w:r>
       <w:r>
-        <w:t>Large-scale quantum reservoir computing using a Gaussian Boson Sampler</w:t>
+        <w:t>Quantum Optical Soliton Dynamics Beyond Linearization: An Open-System Approach</w:t>
       </w:r>
       <w:r>
         <w:t xml:space="preserve">”, </w:t>
       </w:r>
-      <w:proofErr w:type="spellStart"/>
-      <w:r>
-        <w:t>npj</w:t>
-      </w:r>
-      <w:proofErr w:type="spellEnd"/>
-      <w:r>
-        <w:t xml:space="preserve"> Quantum Information </w:t>
-      </w:r>
-      <w:r>
-        <w:t xml:space="preserve">12, 104 </w:t>
-      </w:r>
-      <w:r>
-        <w:t>(2026).</w:t>
+      <w:r>
+        <w:t>arXiv:2605.17025</w:t>
+      </w:r>
+      <w:r>
+        <w:t>.</w:t>
       </w:r>
     </w:p>
     <w:p>
@@ -1331,7 +1320,7 @@
         </w:numPr>
       </w:pPr>
       <w:r>
-        <w:t xml:space="preserve">Sridhar Prabhu, Saeed A. Khan, Xingrui Song, Mathieu Ouellet, </w:t>
+        <w:t xml:space="preserve">Valeria Cimini, Mandar M Sohoni, Federico Presutti, Benjamin K Malia, Shi-Yuan Ma, </w:t>
       </w:r>
       <w:r>
         <w:rPr>
@@ -1341,22 +1330,30 @@
         <w:t>Ryotatsu Yanagimoto</w:t>
       </w:r>
       <w:r>
-        <w:t>, Saswata Roy, Alen Senanian, Logan G. Wright, Valla Fatemi, Peter L. McMahon</w:t>
+        <w:t>, Tianyu Wang, Tatsuhiro Onodera, Logan G Wright, Peter L McMahon</w:t>
       </w:r>
       <w:r>
         <w:t>, “</w:t>
       </w:r>
       <w:r>
-        <w:t>Quantum computational displacement sensing</w:t>
+        <w:t>Large-scale quantum reservoir computing using a Gaussian Boson Sampler</w:t>
       </w:r>
       <w:r>
         <w:t xml:space="preserve">”, </w:t>
       </w:r>
-      <w:r>
-        <w:t>arXiv:2604.13177</w:t>
-      </w:r>
-      <w:r>
-        <w:t>.</w:t>
+      <w:proofErr w:type="spellStart"/>
+      <w:r>
+        <w:t>npj</w:t>
+      </w:r>
+      <w:proofErr w:type="spellEnd"/>
+      <w:r>
+        <w:t xml:space="preserve"> Quantum Information </w:t>
+      </w:r>
+      <w:r>
+        <w:t xml:space="preserve">12, 104 </w:t>
+      </w:r>
+      <w:r>
+        <w:t>(2026).</w:t>
       </w:r>
     </w:p>
     <w:p>
@@ -1368,41 +1365,29 @@
         </w:numPr>
       </w:pPr>
       <w:r>
-        <w:t xml:space="preserve">Mandar M. Sohoni, Jérémie Laydevant, Mathieu Ouellet, Shi-Yuan Ma, </w:t>
+        <w:t xml:space="preserve">Sridhar Prabhu, Saeed A. Khan, Xingrui Song, Mathieu Ouellet, </w:t>
       </w:r>
       <w:r>
         <w:rPr>
           <w:b/>
           <w:bCs/>
         </w:rPr>
-        <w:t xml:space="preserve">Ryotatsu Yanagimoto, </w:t>
-      </w:r>
-      <w:r>
-        <w:t>Benjamin A. Ash, Tatsuhiro Onodera, Tianyu Wang, Logan G. Wright, Peter L. McMahon</w:t>
+        <w:t>Ryotatsu Yanagimoto</w:t>
+      </w:r>
+      <w:r>
+        <w:t>, Saswata Roy, Alen Senanian, Logan G. Wright, Valla Fatemi, Peter L. McMahon</w:t>
       </w:r>
       <w:r>
         <w:t>, “</w:t>
       </w:r>
       <w:r>
-        <w:t>Ultra-low-light computer vision using trained photon correlations</w:t>
+        <w:t>Quantum computational displacement sensing</w:t>
       </w:r>
       <w:r>
         <w:t xml:space="preserve">”, </w:t>
       </w:r>
       <w:r>
-        <w:t>ar</w:t>
-      </w:r>
-      <w:r>
-        <w:t>X</w:t>
-      </w:r>
-      <w:r>
-        <w:t>iv</w:t>
-      </w:r>
-      <w:r>
-        <w:t>:</w:t>
-      </w:r>
-      <w:r>
-        <w:t>2604.11993</w:t>
+        <w:t>arXiv:2604.13177</w:t>
       </w:r>
       <w:r>
         <w:t>.</w:t>
@@ -1417,32 +1402,44 @@
         </w:numPr>
       </w:pPr>
       <w:r>
-        <w:t xml:space="preserve">Sridhar Prabhu, Vladimir Kremenetski, Saeed A Khan, </w:t>
+        <w:t xml:space="preserve">Mandar M. Sohoni, Jérémie Laydevant, Mathieu Ouellet, Shi-Yuan Ma, </w:t>
       </w:r>
       <w:r>
         <w:rPr>
           <w:b/>
           <w:bCs/>
         </w:rPr>
-        <w:t>Ryotatsu Yanagimoto</w:t>
-      </w:r>
-      <w:r>
-        <w:t>, Peter L McMahon</w:t>
+        <w:t xml:space="preserve">Ryotatsu Yanagimoto, </w:t>
+      </w:r>
+      <w:r>
+        <w:t>Benjamin A. Ash, Tatsuhiro Onodera, Tianyu Wang, Logan G. Wright, Peter L. McMahon</w:t>
       </w:r>
       <w:r>
         <w:t>, “</w:t>
       </w:r>
       <w:r>
-        <w:t>Exponential advantage in quantum sensing of correlated parameters</w:t>
-      </w:r>
-      <w:r>
-        <w:t>”, Quantum 10, 1963</w:t>
-      </w:r>
-      <w:r>
-        <w:t xml:space="preserve"> </w:t>
-      </w:r>
-      <w:r>
-        <w:t>(2026).</w:t>
+        <w:t>Ultra-low-light computer vision using trained photon correlations</w:t>
+      </w:r>
+      <w:r>
+        <w:t xml:space="preserve">”, </w:t>
+      </w:r>
+      <w:r>
+        <w:t>ar</w:t>
+      </w:r>
+      <w:r>
+        <w:t>X</w:t>
+      </w:r>
+      <w:r>
+        <w:t>iv</w:t>
+      </w:r>
+      <w:r>
+        <w:t>:</w:t>
+      </w:r>
+      <w:r>
+        <w:t>2604.11993</w:t>
+      </w:r>
+      <w:r>
+        <w:t>.</w:t>
       </w:r>
     </w:p>
     <w:p>
@@ -1454,7 +1451,7 @@
         </w:numPr>
       </w:pPr>
       <w:r>
-        <w:t xml:space="preserve">Tatsuhiro Onodera, Martin M. Stein, Benjamin A. Ash, Mandar M. Sohoni, Melissa Bosch, </w:t>
+        <w:t xml:space="preserve">Sridhar Prabhu, Vladimir Kremenetski, Saeed A Khan, </w:t>
       </w:r>
       <w:r>
         <w:rPr>
@@ -1464,22 +1461,22 @@
         <w:t>Ryotatsu Yanagimoto</w:t>
       </w:r>
       <w:r>
-        <w:t>, Marc Jankowski, Timothy P. McKenna, Tianyu Wang, Gennady Shvets, Maxim R. Shcherbakov, Logan G. Wright, Peter L. McMahon</w:t>
+        <w:t>, Peter L McMahon</w:t>
       </w:r>
       <w:r>
         <w:t>, “</w:t>
       </w:r>
       <w:r>
-        <w:t>Arbitrary control over multimode wave propagation for machine learning</w:t>
-      </w:r>
-      <w:r>
-        <w:t xml:space="preserve">”, Nature Physics </w:t>
-      </w:r>
-      <w:r>
-        <w:t>22, 164 (2026)</w:t>
-      </w:r>
-      <w:r>
-        <w:t>.</w:t>
+        <w:t>Exponential advantage in quantum sensing of correlated parameters</w:t>
+      </w:r>
+      <w:r>
+        <w:t>”, Quantum 10, 1963</w:t>
+      </w:r>
+      <w:r>
+        <w:t xml:space="preserve"> </w:t>
+      </w:r>
+      <w:r>
+        <w:t>(2026).</w:t>
       </w:r>
     </w:p>
     <w:p>
@@ -1491,6 +1488,9 @@
         </w:numPr>
       </w:pPr>
       <w:r>
+        <w:t xml:space="preserve">Tatsuhiro Onodera, Martin M. Stein, Benjamin A. Ash, Mandar M. Sohoni, Melissa Bosch, </w:t>
+      </w:r>
+      <w:r>
         <w:rPr>
           <w:b/>
           <w:bCs/>
@@ -1498,42 +1498,22 @@
         <w:t>Ryotatsu Yanagimoto</w:t>
       </w:r>
       <w:r>
-        <w:t xml:space="preserve">, Benjamin A. Ash, Mandar M. Sohoni, Martin M. Stein, </w:t>
-      </w:r>
-      <w:proofErr w:type="spellStart"/>
-      <w:r>
-        <w:t>Yiqi</w:t>
-      </w:r>
-      <w:proofErr w:type="spellEnd"/>
-      <w:r>
-        <w:t xml:space="preserve"> Zhao, Federico Presutti, Marc Jankowski, Logan G. Wright, Tatsuhiro Onodera, Peter L. McMahon</w:t>
+        <w:t>, Marc Jankowski, Timothy P. McKenna, Tianyu Wang, Gennady Shvets, Maxim R. Shcherbakov, Logan G. Wright, Peter L. McMahon</w:t>
       </w:r>
       <w:r>
         <w:t>, “</w:t>
       </w:r>
       <w:r>
-        <w:t>Programmable on-chip nonlinear photonics</w:t>
-      </w:r>
-      <w:r>
-        <w:t xml:space="preserve">”, Nature </w:t>
-      </w:r>
-      <w:r>
-        <w:t xml:space="preserve">649, 330 </w:t>
-      </w:r>
-      <w:r>
-        <w:t>(202</w:t>
-      </w:r>
-      <w:r>
-        <w:t>6</w:t>
-      </w:r>
-      <w:r>
-        <w:t>).</w:t>
-      </w:r>
-      <w:r>
-        <w:rPr>
-          <w:lang w:eastAsia="ja-JP"/>
-        </w:rPr>
-        <w:t xml:space="preserve"> </w:t>
+        <w:t>Arbitrary control over multimode wave propagation for machine learning</w:t>
+      </w:r>
+      <w:r>
+        <w:t xml:space="preserve">”, Nature Physics </w:t>
+      </w:r>
+      <w:r>
+        <w:t>22, 164 (2026)</w:t>
+      </w:r>
+      <w:r>
+        <w:t>.</w:t>
       </w:r>
     </w:p>
     <w:p>
@@ -1549,36 +1529,37 @@
           <w:b/>
           <w:bCs/>
         </w:rPr>
-        <w:t>Ryotatsu Yanagimoto*,</w:t>
-      </w:r>
-      <w:r>
-        <w:t xml:space="preserve"> Ouri Karni*, Edwin Ng, Marc Jankowski, Timothy P. Mckenna and Thibault </w:t>
-      </w:r>
-      <w:proofErr w:type="spellStart"/>
-      <w:r>
-        <w:t>Chervy</w:t>
-      </w:r>
-      <w:proofErr w:type="spellEnd"/>
+        <w:t>Ryotatsu Yanagimoto</w:t>
+      </w:r>
+      <w:r>
+        <w:t>, Benjamin A. Ash, Mandar M. Sohoni, Martin M. Stein, Yiqi Zhao, Federico Presutti, Marc Jankowski, Logan G. Wright, Tatsuhiro Onodera, Peter L. McMahon</w:t>
+      </w:r>
       <w:r>
         <w:t>, “</w:t>
       </w:r>
       <w:r>
-        <w:t>Design and function of a vertical micro-cavity optical parametric oscillator</w:t>
-      </w:r>
-      <w:r>
-        <w:t xml:space="preserve">”, Journal of Physics: Photonics </w:t>
-      </w:r>
-      <w:r>
-        <w:t>7</w:t>
-      </w:r>
-      <w:r>
-        <w:t>,</w:t>
-      </w:r>
-      <w:r>
-        <w:t xml:space="preserve"> 045031</w:t>
-      </w:r>
-      <w:r>
-        <w:t>(2025).</w:t>
+        <w:t>Programmable on-chip nonlinear photonics</w:t>
+      </w:r>
+      <w:r>
+        <w:t xml:space="preserve">”, Nature </w:t>
+      </w:r>
+      <w:r>
+        <w:t xml:space="preserve">649, 330 </w:t>
+      </w:r>
+      <w:r>
+        <w:t>(202</w:t>
+      </w:r>
+      <w:r>
+        <w:t>6</w:t>
+      </w:r>
+      <w:r>
+        <w:t>).</w:t>
+      </w:r>
+      <w:r>
+        <w:rPr>
+          <w:lang w:eastAsia="ja-JP"/>
+        </w:rPr>
+        <w:t xml:space="preserve"> </w:t>
       </w:r>
     </w:p>
     <w:p>
@@ -1590,46 +1571,40 @@
         </w:numPr>
       </w:pPr>
       <w:r>
-        <w:t xml:space="preserve">Chris Gustin*, </w:t>
-      </w:r>
-      <w:r>
         <w:rPr>
           <w:b/>
           <w:bCs/>
         </w:rPr>
-        <w:t>Ryotatsu Yanagimoto</w:t>
-      </w:r>
-      <w:r>
-        <w:t>*</w:t>
-      </w:r>
-      <w:r>
-        <w:t>, Edwin Ng, Tatsuhiro Onodera and Hideo Mabuchi</w:t>
-      </w:r>
+        <w:t>Ryotatsu Yanagimoto*,</w:t>
+      </w:r>
+      <w:r>
+        <w:t xml:space="preserve"> Ouri Karni*, Edwin Ng, Marc Jankowski, Timothy P. Mckenna and Thibault </w:t>
+      </w:r>
+      <w:proofErr w:type="spellStart"/>
+      <w:r>
+        <w:t>Chervy</w:t>
+      </w:r>
+      <w:proofErr w:type="spellEnd"/>
       <w:r>
         <w:t>, “</w:t>
       </w:r>
       <w:r>
-        <w:t>Effective field theories in broadband quantum optics: modeling phase modulation and two-photon loss from cascaded quadratic nonlinearities</w:t>
-      </w:r>
-      <w:r>
-        <w:t xml:space="preserve">”, Quantum Science and Technology </w:t>
-      </w:r>
-      <w:r>
-        <w:rPr>
-          <w:b/>
-          <w:bCs/>
-        </w:rPr>
-        <w:t>10</w:t>
-      </w:r>
-      <w:r>
-        <w:rPr>
-          <w:b/>
-          <w:bCs/>
-        </w:rPr>
-        <w:t xml:space="preserve">, </w:t>
-      </w:r>
-      <w:r>
-        <w:t>025035 (2025).</w:t>
+        <w:t>Design and function of a vertical micro-cavity optical parametric oscillator</w:t>
+      </w:r>
+      <w:r>
+        <w:t xml:space="preserve">”, Journal of Physics: Photonics </w:t>
+      </w:r>
+      <w:r>
+        <w:t>7</w:t>
+      </w:r>
+      <w:r>
+        <w:t>,</w:t>
+      </w:r>
+      <w:r>
+        <w:t xml:space="preserve"> 045031</w:t>
+      </w:r>
+      <w:r>
+        <w:t>(2025).</w:t>
       </w:r>
     </w:p>
     <w:p>
@@ -1641,36 +1616,46 @@
         </w:numPr>
       </w:pPr>
       <w:r>
+        <w:t xml:space="preserve">Chris Gustin*, </w:t>
+      </w:r>
+      <w:r>
         <w:rPr>
           <w:b/>
           <w:bCs/>
         </w:rPr>
-        <w:t>R. Yanagimoto*,</w:t>
-      </w:r>
-      <w:r>
-        <w:t xml:space="preserve"> E. Ng*, M. Jankowski, R. Nehra, T. P. McKenna, T. Onodera, L. G. Wright, R. Hamerly, A. Marandi, M. M. Fejer, H. Mabuchi</w:t>
+        <w:t>Ryotatsu Yanagimoto</w:t>
+      </w:r>
+      <w:r>
+        <w:t>*</w:t>
+      </w:r>
+      <w:r>
+        <w:t>, Edwin Ng, Tatsuhiro Onodera and Hideo Mabuchi</w:t>
       </w:r>
       <w:r>
         <w:t>, “</w:t>
       </w:r>
       <w:r>
-        <w:t>Mesoscopic ultrafast nonlinear optics—The emergence of multimode quantum non-Gaussian physics</w:t>
-      </w:r>
-      <w:r>
-        <w:t xml:space="preserve">”, </w:t>
-      </w:r>
-      <w:r>
-        <w:t xml:space="preserve">Optica </w:t>
+        <w:t>Effective field theories in broadband quantum optics: modeling phase modulation and two-photon loss from cascaded quadratic nonlinearities</w:t>
+      </w:r>
+      <w:r>
+        <w:t xml:space="preserve">”, Quantum Science and Technology </w:t>
       </w:r>
       <w:r>
         <w:rPr>
           <w:b/>
           <w:bCs/>
         </w:rPr>
-        <w:t>11</w:t>
-      </w:r>
-      <w:r>
-        <w:t>, 896 (2024).</w:t>
+        <w:t>10</w:t>
+      </w:r>
+      <w:r>
+        <w:rPr>
+          <w:b/>
+          <w:bCs/>
+        </w:rPr>
+        <w:t xml:space="preserve">, </w:t>
+      </w:r>
+      <w:r>
+        <w:t>025035 (2025).</w:t>
       </w:r>
     </w:p>
     <w:p>
@@ -1682,7 +1667,51 @@
         </w:numPr>
       </w:pPr>
       <w:r>
+        <w:rPr>
+          <w:b/>
+          <w:bCs/>
+        </w:rPr>
+        <w:t>R. Yanagimoto*,</w:t>
+      </w:r>
+      <w:r>
+        <w:t xml:space="preserve"> E. Ng*, M. Jankowski, R. Nehra, T. P. McKenna, T. Onodera, L. G. Wright, R. Hamerly, A. Marandi, M. M. Fejer, H. Mabuchi</w:t>
+      </w:r>
+      <w:r>
+        <w:t>, “</w:t>
+      </w:r>
+      <w:r>
+        <w:t xml:space="preserve">Mesoscopic ultrafast </w:t>
+      </w:r>
+      <w:r>
         <w:lastRenderedPageBreak/>
+        <w:t>nonlinear optics—The emergence of multimode quantum non-Gaussian physics</w:t>
+      </w:r>
+      <w:r>
+        <w:t xml:space="preserve">”, </w:t>
+      </w:r>
+      <w:r>
+        <w:t xml:space="preserve">Optica </w:t>
+      </w:r>
+      <w:r>
+        <w:rPr>
+          <w:b/>
+          <w:bCs/>
+        </w:rPr>
+        <w:t>11</w:t>
+      </w:r>
+      <w:r>
+        <w:t>, 896 (2024).</w:t>
+      </w:r>
+    </w:p>
+    <w:p>
+      <w:pPr>
+        <w:pStyle w:val="ListParagraph"/>
+        <w:numPr>
+          <w:ilvl w:val="0"/>
+          <w:numId w:val="32"/>
+        </w:numPr>
+      </w:pPr>
+      <w:r>
         <w:t xml:space="preserve">Marc Jankowski*, </w:t>
       </w:r>
       <w:r>
